--- a/Звіт_Практична_робота_5_wishlist-app_Демура_Євгеній_ІП-52.docx
+++ b/Звіт_Практична_робота_5_wishlist-app_Демура_Євгеній_ІП-52.docx
@@ -2080,7 +2080,7 @@
         <w:pStyle w:val="a3"/>
         <w:rPr>
           <w:spacing w:val="-2"/>
-          <w:lang w:val="en-US"/>
+          <w:lang w:val="ru-RU"/>
         </w:rPr>
       </w:pPr>
     </w:p>
@@ -2453,6 +2453,7 @@
       </w:pPr>
       <w:r>
         <w:rPr>
+          <w:noProof/>
           <w:spacing w:val="-2"/>
           <w:lang w:val="ru-RU"/>
         </w:rPr>
@@ -2564,6 +2565,7 @@
       </w:pPr>
       <w:r>
         <w:rPr>
+          <w:noProof/>
           <w:spacing w:val="-2"/>
           <w:lang w:val="en-US"/>
         </w:rPr>
@@ -2756,21 +2758,207 @@
         <w:ind w:firstLine="645"/>
         <w:rPr>
           <w:spacing w:val="-2"/>
+          <w:lang w:val="ru-RU"/>
+        </w:rPr>
+      </w:pPr>
+      <w:r>
+        <w:rPr>
+          <w:spacing w:val="-2"/>
+          <w:lang w:val="ru-RU"/>
+        </w:rPr>
+        <w:t xml:space="preserve">шкалу </w:t>
+      </w:r>
+      <w:proofErr w:type="spellStart"/>
+      <w:r>
+        <w:rPr>
+          <w:spacing w:val="-2"/>
+          <w:lang w:val="ru-RU"/>
+        </w:rPr>
+        <w:t>розмірів</w:t>
+      </w:r>
+      <w:proofErr w:type="spellEnd"/>
+      <w:r>
+        <w:rPr>
+          <w:spacing w:val="-2"/>
+          <w:lang w:val="ru-RU"/>
+        </w:rPr>
+        <w:t xml:space="preserve"> для h1/h2/h3/p і </w:t>
+      </w:r>
+      <w:proofErr w:type="spellStart"/>
+      <w:r>
+        <w:rPr>
+          <w:spacing w:val="-2"/>
+          <w:lang w:val="ru-RU"/>
+        </w:rPr>
+        <w:t>line-height</w:t>
+      </w:r>
+      <w:proofErr w:type="spellEnd"/>
+      <w:r>
+        <w:rPr>
+          <w:spacing w:val="-2"/>
+          <w:lang w:val="ru-RU"/>
+        </w:rPr>
+        <w:t xml:space="preserve"> для основного тексту.</w:t>
+      </w:r>
+    </w:p>
+    <w:p>
+      <w:pPr>
+        <w:pStyle w:val="a3"/>
+        <w:ind w:firstLine="645"/>
+        <w:rPr>
+          <w:spacing w:val="-2"/>
+          <w:lang w:val="ru-RU"/>
+        </w:rPr>
+      </w:pPr>
+    </w:p>
+    <w:p>
+      <w:pPr>
+        <w:pStyle w:val="a3"/>
+        <w:ind w:firstLine="645"/>
+        <w:rPr>
+          <w:spacing w:val="-2"/>
           <w:lang w:val="en-US"/>
         </w:rPr>
       </w:pPr>
       <w:r>
         <w:rPr>
           <w:spacing w:val="-2"/>
-          <w:lang w:val="ru-RU"/>
-        </w:rPr>
-        <w:t xml:space="preserve">шкалу </w:t>
-      </w:r>
-      <w:proofErr w:type="spellStart"/>
-      <w:r>
-        <w:rPr>
-          <w:spacing w:val="-2"/>
-          <w:lang w:val="ru-RU"/>
+          <w:lang w:val="en-US"/>
+        </w:rPr>
+        <w:t>Rubik</w:t>
+      </w:r>
+      <w:r>
+        <w:rPr>
+          <w:spacing w:val="-2"/>
+          <w:lang w:val="ru-RU"/>
+        </w:rPr>
+        <w:t xml:space="preserve"> для </w:t>
+      </w:r>
+      <w:proofErr w:type="spellStart"/>
+      <w:r>
+        <w:rPr>
+          <w:spacing w:val="-2"/>
+          <w:lang w:val="ru-RU"/>
+        </w:rPr>
+        <w:t>заголовків</w:t>
+      </w:r>
+      <w:proofErr w:type="spellEnd"/>
+      <w:r>
+        <w:rPr>
+          <w:spacing w:val="-2"/>
+          <w:lang w:val="ru-RU"/>
+        </w:rPr>
+        <w:t xml:space="preserve"> і чисел, </w:t>
+      </w:r>
+      <w:proofErr w:type="spellStart"/>
+      <w:r>
+        <w:rPr>
+          <w:spacing w:val="-2"/>
+          <w:lang w:val="en-US"/>
+        </w:rPr>
+        <w:t>Nunito</w:t>
+      </w:r>
+      <w:proofErr w:type="spellEnd"/>
+      <w:r>
+        <w:rPr>
+          <w:spacing w:val="-2"/>
+          <w:lang w:val="ru-RU"/>
+        </w:rPr>
+        <w:t xml:space="preserve"> для тексту (</w:t>
+      </w:r>
+      <w:r>
+        <w:rPr>
+          <w:spacing w:val="-2"/>
+          <w:lang w:val="en-US"/>
+        </w:rPr>
+        <w:t>Google</w:t>
+      </w:r>
+      <w:r>
+        <w:rPr>
+          <w:spacing w:val="-2"/>
+          <w:lang w:val="ru-RU"/>
+        </w:rPr>
+        <w:t xml:space="preserve"> </w:t>
+      </w:r>
+      <w:r>
+        <w:rPr>
+          <w:spacing w:val="-2"/>
+          <w:lang w:val="en-US"/>
+        </w:rPr>
+        <w:t>Fonts</w:t>
+      </w:r>
+      <w:r>
+        <w:rPr>
+          <w:spacing w:val="-2"/>
+          <w:lang w:val="ru-RU"/>
+        </w:rPr>
+        <w:t xml:space="preserve">, </w:t>
+      </w:r>
+      <w:proofErr w:type="spellStart"/>
+      <w:r>
+        <w:rPr>
+          <w:spacing w:val="-2"/>
+          <w:lang w:val="ru-RU"/>
+        </w:rPr>
+        <w:t>запасні</w:t>
+      </w:r>
+      <w:proofErr w:type="spellEnd"/>
+      <w:r>
+        <w:rPr>
+          <w:spacing w:val="-2"/>
+          <w:lang w:val="ru-RU"/>
+        </w:rPr>
+        <w:t xml:space="preserve"> — </w:t>
+      </w:r>
+      <w:r>
+        <w:rPr>
+          <w:spacing w:val="-2"/>
+          <w:lang w:val="en-US"/>
+        </w:rPr>
+        <w:t>Verdana</w:t>
+      </w:r>
+      <w:r>
+        <w:rPr>
+          <w:spacing w:val="-2"/>
+          <w:lang w:val="ru-RU"/>
+        </w:rPr>
+        <w:t>/</w:t>
+      </w:r>
+      <w:r>
+        <w:rPr>
+          <w:spacing w:val="-2"/>
+          <w:lang w:val="en-US"/>
+        </w:rPr>
+        <w:t>Arial</w:t>
+      </w:r>
+      <w:r>
+        <w:rPr>
+          <w:spacing w:val="-2"/>
+          <w:lang w:val="ru-RU"/>
+        </w:rPr>
+        <w:t xml:space="preserve">). </w:t>
+      </w:r>
+      <w:proofErr w:type="spellStart"/>
+      <w:r>
+        <w:rPr>
+          <w:spacing w:val="-2"/>
+          <w:lang w:val="en-US"/>
+        </w:rPr>
+        <w:t>Шкала</w:t>
+      </w:r>
+      <w:proofErr w:type="spellEnd"/>
+      <w:r>
+        <w:rPr>
+          <w:spacing w:val="-2"/>
+          <w:lang w:val="en-US"/>
+        </w:rPr>
+        <w:t xml:space="preserve"> </w:t>
+      </w:r>
+      <w:proofErr w:type="spellStart"/>
+      <w:r>
+        <w:rPr>
+          <w:spacing w:val="-2"/>
+          <w:lang w:val="en-US"/>
         </w:rPr>
         <w:t>розмірів</w:t>
       </w:r>
@@ -2778,25 +2966,9 @@
       <w:r>
         <w:rPr>
           <w:spacing w:val="-2"/>
-          <w:lang w:val="ru-RU"/>
-        </w:rPr>
-        <w:t xml:space="preserve"> для h1/h2/h3/p і </w:t>
-      </w:r>
-      <w:proofErr w:type="spellStart"/>
-      <w:r>
-        <w:rPr>
-          <w:spacing w:val="-2"/>
-          <w:lang w:val="ru-RU"/>
-        </w:rPr>
-        <w:t>line-height</w:t>
-      </w:r>
-      <w:proofErr w:type="spellEnd"/>
-      <w:r>
-        <w:rPr>
-          <w:spacing w:val="-2"/>
-          <w:lang w:val="ru-RU"/>
-        </w:rPr>
-        <w:t xml:space="preserve"> для основного тексту.</w:t>
+          <w:lang w:val="en-US"/>
+        </w:rPr>
+        <w:t xml:space="preserve"> — 14/16/18/20/24/28/36px, `line-height: 1.5`.</w:t>
       </w:r>
     </w:p>
     <w:p>
@@ -2820,177 +2992,7 @@
       </w:pPr>
       <w:r>
         <w:rPr>
-          <w:spacing w:val="-2"/>
-          <w:lang w:val="en-US"/>
-        </w:rPr>
-        <w:t xml:space="preserve">Rubik </w:t>
-      </w:r>
-      <w:proofErr w:type="spellStart"/>
-      <w:r>
-        <w:rPr>
-          <w:spacing w:val="-2"/>
-          <w:lang w:val="en-US"/>
-        </w:rPr>
-        <w:t>для</w:t>
-      </w:r>
-      <w:proofErr w:type="spellEnd"/>
-      <w:r>
-        <w:rPr>
-          <w:spacing w:val="-2"/>
-          <w:lang w:val="en-US"/>
-        </w:rPr>
-        <w:t xml:space="preserve"> </w:t>
-      </w:r>
-      <w:proofErr w:type="spellStart"/>
-      <w:r>
-        <w:rPr>
-          <w:spacing w:val="-2"/>
-          <w:lang w:val="en-US"/>
-        </w:rPr>
-        <w:t>заголовків</w:t>
-      </w:r>
-      <w:proofErr w:type="spellEnd"/>
-      <w:r>
-        <w:rPr>
-          <w:spacing w:val="-2"/>
-          <w:lang w:val="en-US"/>
-        </w:rPr>
-        <w:t xml:space="preserve"> і </w:t>
-      </w:r>
-      <w:proofErr w:type="spellStart"/>
-      <w:r>
-        <w:rPr>
-          <w:spacing w:val="-2"/>
-          <w:lang w:val="en-US"/>
-        </w:rPr>
-        <w:t>чисел</w:t>
-      </w:r>
-      <w:proofErr w:type="spellEnd"/>
-      <w:r>
-        <w:rPr>
-          <w:spacing w:val="-2"/>
-          <w:lang w:val="en-US"/>
-        </w:rPr>
-        <w:t xml:space="preserve">, </w:t>
-      </w:r>
-      <w:proofErr w:type="spellStart"/>
-      <w:r>
-        <w:rPr>
-          <w:spacing w:val="-2"/>
-          <w:lang w:val="en-US"/>
-        </w:rPr>
-        <w:t>Nunito</w:t>
-      </w:r>
-      <w:proofErr w:type="spellEnd"/>
-      <w:r>
-        <w:rPr>
-          <w:spacing w:val="-2"/>
-          <w:lang w:val="en-US"/>
-        </w:rPr>
-        <w:t xml:space="preserve"> </w:t>
-      </w:r>
-      <w:proofErr w:type="spellStart"/>
-      <w:r>
-        <w:rPr>
-          <w:spacing w:val="-2"/>
-          <w:lang w:val="en-US"/>
-        </w:rPr>
-        <w:t>для</w:t>
-      </w:r>
-      <w:proofErr w:type="spellEnd"/>
-      <w:r>
-        <w:rPr>
-          <w:spacing w:val="-2"/>
-          <w:lang w:val="en-US"/>
-        </w:rPr>
-        <w:t xml:space="preserve"> </w:t>
-      </w:r>
-      <w:proofErr w:type="spellStart"/>
-      <w:r>
-        <w:rPr>
-          <w:spacing w:val="-2"/>
-          <w:lang w:val="en-US"/>
-        </w:rPr>
-        <w:t>тексту</w:t>
-      </w:r>
-      <w:proofErr w:type="spellEnd"/>
-      <w:r>
-        <w:rPr>
-          <w:spacing w:val="-2"/>
-          <w:lang w:val="en-US"/>
-        </w:rPr>
-        <w:t xml:space="preserve"> (Google Fonts, </w:t>
-      </w:r>
-      <w:proofErr w:type="spellStart"/>
-      <w:r>
-        <w:rPr>
-          <w:spacing w:val="-2"/>
-          <w:lang w:val="en-US"/>
-        </w:rPr>
-        <w:t>запасні</w:t>
-      </w:r>
-      <w:proofErr w:type="spellEnd"/>
-      <w:r>
-        <w:rPr>
-          <w:spacing w:val="-2"/>
-          <w:lang w:val="en-US"/>
-        </w:rPr>
-        <w:t xml:space="preserve"> — Verdana/Arial). </w:t>
-      </w:r>
-      <w:proofErr w:type="spellStart"/>
-      <w:r>
-        <w:rPr>
-          <w:spacing w:val="-2"/>
-          <w:lang w:val="en-US"/>
-        </w:rPr>
-        <w:t>Шкала</w:t>
-      </w:r>
-      <w:proofErr w:type="spellEnd"/>
-      <w:r>
-        <w:rPr>
-          <w:spacing w:val="-2"/>
-          <w:lang w:val="en-US"/>
-        </w:rPr>
-        <w:t xml:space="preserve"> </w:t>
-      </w:r>
-      <w:proofErr w:type="spellStart"/>
-      <w:r>
-        <w:rPr>
-          <w:spacing w:val="-2"/>
-          <w:lang w:val="en-US"/>
-        </w:rPr>
-        <w:t>розмірів</w:t>
-      </w:r>
-      <w:proofErr w:type="spellEnd"/>
-      <w:r>
-        <w:rPr>
-          <w:spacing w:val="-2"/>
-          <w:lang w:val="en-US"/>
-        </w:rPr>
-        <w:t xml:space="preserve"> — 14/16/18/20/24/28/36px, `line-height: 1.5`.</w:t>
-      </w:r>
-    </w:p>
-    <w:p>
-      <w:pPr>
-        <w:pStyle w:val="a3"/>
-        <w:ind w:firstLine="645"/>
-        <w:rPr>
-          <w:spacing w:val="-2"/>
-          <w:lang w:val="en-US"/>
-        </w:rPr>
-      </w:pPr>
-    </w:p>
-    <w:p>
-      <w:pPr>
-        <w:pStyle w:val="a3"/>
-        <w:ind w:firstLine="645"/>
-        <w:rPr>
-          <w:spacing w:val="-2"/>
-          <w:lang w:val="en-US"/>
-        </w:rPr>
-      </w:pPr>
-      <w:r>
-        <w:rPr>
+          <w:noProof/>
           <w:spacing w:val="-2"/>
           <w:lang w:val="en-US"/>
         </w:rPr>
@@ -3518,6 +3520,7 @@
       </w:pPr>
       <w:r>
         <w:rPr>
+          <w:noProof/>
           <w:spacing w:val="-2"/>
           <w:lang w:val="ru-RU"/>
         </w:rPr>
@@ -3569,6 +3572,7 @@
       </w:pPr>
       <w:r>
         <w:rPr>
+          <w:noProof/>
           <w:spacing w:val="-2"/>
           <w:lang w:val="ru-RU"/>
         </w:rPr>
@@ -3620,6 +3624,7 @@
       </w:pPr>
       <w:r>
         <w:rPr>
+          <w:noProof/>
           <w:spacing w:val="-2"/>
           <w:lang w:val="ru-RU"/>
         </w:rPr>
@@ -3671,6 +3676,7 @@
       </w:pPr>
       <w:r>
         <w:rPr>
+          <w:noProof/>
           <w:spacing w:val="-2"/>
           <w:lang w:val="ru-RU"/>
         </w:rPr>
@@ -3722,6 +3728,7 @@
       </w:pPr>
       <w:r>
         <w:rPr>
+          <w:noProof/>
           <w:spacing w:val="-2"/>
           <w:lang w:val="ru-RU"/>
         </w:rPr>
@@ -3780,16 +3787,421 @@
       <w:r>
         <w:rPr>
           <w:spacing w:val="-2"/>
+          <w:lang w:val="ru-RU"/>
+        </w:rPr>
+        <w:t xml:space="preserve">, 4.2, 4.3, 4.4, 4.5, </w:t>
+      </w:r>
+      <w:r>
+        <w:rPr>
+          <w:spacing w:val="-2"/>
+        </w:rPr>
+        <w:t>Налаштовані нові значення</w:t>
+      </w:r>
+    </w:p>
+    <w:p>
+      <w:pPr>
+        <w:pStyle w:val="a3"/>
+        <w:ind w:firstLine="645"/>
+        <w:rPr>
+          <w:spacing w:val="-2"/>
+        </w:rPr>
+      </w:pPr>
+    </w:p>
+    <w:p>
+      <w:pPr>
+        <w:pStyle w:val="a3"/>
+        <w:ind w:firstLine="645"/>
+        <w:rPr>
+          <w:spacing w:val="-2"/>
+        </w:rPr>
+      </w:pPr>
+      <w:r>
+        <w:rPr>
+          <w:spacing w:val="-2"/>
+        </w:rPr>
+        <w:t>Крок 6. Покращити композицію. Скоригуйте відступи (</w:t>
+      </w:r>
+      <w:proofErr w:type="spellStart"/>
+      <w:r>
+        <w:rPr>
+          <w:spacing w:val="-2"/>
+          <w:lang w:val="ru-RU"/>
+        </w:rPr>
+        <w:t>margin</w:t>
+      </w:r>
+      <w:proofErr w:type="spellEnd"/>
+      <w:r>
+        <w:rPr>
+          <w:spacing w:val="-2"/>
+        </w:rPr>
+        <w:t>/</w:t>
+      </w:r>
+      <w:proofErr w:type="spellStart"/>
+      <w:r>
+        <w:rPr>
+          <w:spacing w:val="-2"/>
+          <w:lang w:val="ru-RU"/>
+        </w:rPr>
+        <w:t>padding</w:t>
+      </w:r>
+      <w:proofErr w:type="spellEnd"/>
+      <w:r>
+        <w:rPr>
+          <w:spacing w:val="-2"/>
+        </w:rPr>
+        <w:t>/</w:t>
+      </w:r>
+      <w:proofErr w:type="spellStart"/>
+      <w:r>
+        <w:rPr>
+          <w:spacing w:val="-2"/>
+          <w:lang w:val="ru-RU"/>
+        </w:rPr>
+        <w:t>gap</w:t>
+      </w:r>
+      <w:proofErr w:type="spellEnd"/>
+      <w:r>
+        <w:rPr>
+          <w:spacing w:val="-2"/>
+        </w:rPr>
+        <w:t>) так, щоб пов'язані</w:t>
+      </w:r>
+    </w:p>
+    <w:p>
+      <w:pPr>
+        <w:pStyle w:val="a3"/>
+        <w:ind w:firstLine="645"/>
+        <w:rPr>
+          <w:spacing w:val="-2"/>
+          <w:lang w:val="ru-RU"/>
+        </w:rPr>
+      </w:pPr>
+      <w:proofErr w:type="spellStart"/>
+      <w:r>
+        <w:rPr>
+          <w:spacing w:val="-2"/>
+          <w:lang w:val="ru-RU"/>
+        </w:rPr>
+        <w:t>елементи</w:t>
+      </w:r>
+      <w:proofErr w:type="spellEnd"/>
+      <w:r>
+        <w:rPr>
+          <w:spacing w:val="-2"/>
+          <w:lang w:val="ru-RU"/>
+        </w:rPr>
+        <w:t xml:space="preserve"> </w:t>
+      </w:r>
+      <w:proofErr w:type="spellStart"/>
+      <w:r>
+        <w:rPr>
+          <w:spacing w:val="-2"/>
+          <w:lang w:val="ru-RU"/>
+        </w:rPr>
+        <w:t>групувалися</w:t>
+      </w:r>
+      <w:proofErr w:type="spellEnd"/>
+      <w:r>
+        <w:rPr>
+          <w:spacing w:val="-2"/>
+          <w:lang w:val="ru-RU"/>
+        </w:rPr>
+        <w:t xml:space="preserve"> </w:t>
+      </w:r>
+      <w:proofErr w:type="spellStart"/>
+      <w:r>
+        <w:rPr>
+          <w:spacing w:val="-2"/>
+          <w:lang w:val="ru-RU"/>
+        </w:rPr>
+        <w:t>візуально</w:t>
+      </w:r>
+      <w:proofErr w:type="spellEnd"/>
+      <w:r>
+        <w:rPr>
+          <w:spacing w:val="-2"/>
+          <w:lang w:val="ru-RU"/>
+        </w:rPr>
+        <w:t xml:space="preserve">, а </w:t>
+      </w:r>
+      <w:proofErr w:type="spellStart"/>
+      <w:r>
+        <w:rPr>
+          <w:spacing w:val="-2"/>
+          <w:lang w:val="ru-RU"/>
+        </w:rPr>
+        <w:t>секції</w:t>
+      </w:r>
+      <w:proofErr w:type="spellEnd"/>
+      <w:r>
+        <w:rPr>
+          <w:spacing w:val="-2"/>
+          <w:lang w:val="ru-RU"/>
+        </w:rPr>
+        <w:t xml:space="preserve"> </w:t>
+      </w:r>
+      <w:proofErr w:type="spellStart"/>
+      <w:r>
+        <w:rPr>
+          <w:spacing w:val="-2"/>
+          <w:lang w:val="ru-RU"/>
+        </w:rPr>
+        <w:t>сторінки</w:t>
+      </w:r>
+      <w:proofErr w:type="spellEnd"/>
+      <w:r>
+        <w:rPr>
+          <w:spacing w:val="-2"/>
+          <w:lang w:val="ru-RU"/>
+        </w:rPr>
+        <w:t xml:space="preserve"> - </w:t>
+      </w:r>
+      <w:proofErr w:type="spellStart"/>
+      <w:r>
+        <w:rPr>
+          <w:spacing w:val="-2"/>
+          <w:lang w:val="ru-RU"/>
+        </w:rPr>
+        <w:t>вирівнювалися</w:t>
+      </w:r>
+      <w:proofErr w:type="spellEnd"/>
+      <w:r>
+        <w:rPr>
+          <w:spacing w:val="-2"/>
+          <w:lang w:val="ru-RU"/>
+        </w:rPr>
+        <w:t xml:space="preserve"> по </w:t>
+      </w:r>
+      <w:proofErr w:type="spellStart"/>
+      <w:r>
+        <w:rPr>
+          <w:spacing w:val="-2"/>
+          <w:lang w:val="ru-RU"/>
+        </w:rPr>
+        <w:t>спільній</w:t>
+      </w:r>
+      <w:proofErr w:type="spellEnd"/>
+      <w:r>
+        <w:rPr>
+          <w:spacing w:val="-2"/>
+          <w:lang w:val="ru-RU"/>
+        </w:rPr>
+        <w:t xml:space="preserve"> </w:t>
+      </w:r>
+      <w:proofErr w:type="spellStart"/>
+      <w:r>
+        <w:rPr>
+          <w:spacing w:val="-2"/>
+          <w:lang w:val="ru-RU"/>
+        </w:rPr>
+        <w:t>сітці</w:t>
+      </w:r>
+      <w:proofErr w:type="spellEnd"/>
+      <w:r>
+        <w:rPr>
+          <w:spacing w:val="-2"/>
+          <w:lang w:val="ru-RU"/>
+        </w:rPr>
+        <w:t>.</w:t>
+      </w:r>
+    </w:p>
+    <w:p>
+      <w:pPr>
+        <w:pStyle w:val="a3"/>
+        <w:ind w:firstLine="645"/>
+        <w:rPr>
+          <w:spacing w:val="-2"/>
+          <w:lang w:val="ru-RU"/>
+        </w:rPr>
+      </w:pPr>
+    </w:p>
+    <w:p>
+      <w:pPr>
+        <w:pStyle w:val="a3"/>
+        <w:ind w:firstLine="645"/>
+        <w:rPr>
+          <w:spacing w:val="-2"/>
+          <w:lang w:val="ru-RU"/>
+        </w:rPr>
+      </w:pPr>
+    </w:p>
+    <w:p>
+      <w:pPr>
+        <w:pStyle w:val="a3"/>
+        <w:ind w:firstLine="645"/>
+        <w:rPr>
+          <w:spacing w:val="-2"/>
+          <w:lang w:val="ru-RU"/>
+        </w:rPr>
+      </w:pPr>
+      <w:proofErr w:type="spellStart"/>
+      <w:r>
+        <w:rPr>
+          <w:spacing w:val="-2"/>
+          <w:lang w:val="ru-RU"/>
+        </w:rPr>
+        <w:t>Відступи</w:t>
+      </w:r>
+      <w:proofErr w:type="spellEnd"/>
+      <w:r>
+        <w:rPr>
+          <w:spacing w:val="-2"/>
+          <w:lang w:val="ru-RU"/>
+        </w:rPr>
+        <w:t xml:space="preserve"> </w:t>
+      </w:r>
+      <w:proofErr w:type="spellStart"/>
+      <w:r>
+        <w:rPr>
+          <w:spacing w:val="-2"/>
+          <w:lang w:val="ru-RU"/>
+        </w:rPr>
+        <w:t>зведено</w:t>
+      </w:r>
+      <w:proofErr w:type="spellEnd"/>
+      <w:r>
+        <w:rPr>
+          <w:spacing w:val="-2"/>
+          <w:lang w:val="ru-RU"/>
+        </w:rPr>
+        <w:t xml:space="preserve"> до </w:t>
+      </w:r>
+      <w:proofErr w:type="spellStart"/>
+      <w:r>
+        <w:rPr>
+          <w:spacing w:val="-2"/>
+          <w:lang w:val="ru-RU"/>
+        </w:rPr>
+        <w:t>шкали</w:t>
+      </w:r>
+      <w:proofErr w:type="spellEnd"/>
+      <w:r>
+        <w:rPr>
+          <w:spacing w:val="-2"/>
+          <w:lang w:val="ru-RU"/>
+        </w:rPr>
+        <w:t xml:space="preserve"> 4/8 </w:t>
+      </w:r>
+      <w:proofErr w:type="spellStart"/>
+      <w:r>
+        <w:rPr>
+          <w:spacing w:val="-2"/>
           <w:lang w:val="en-US"/>
         </w:rPr>
-        <w:t xml:space="preserve">, 4.2, 4.3, 4.4, 4.5, </w:t>
-      </w:r>
-      <w:r>
-        <w:rPr>
-          <w:spacing w:val="-2"/>
-        </w:rPr>
-        <w:t>Налаштовані нові значення</w:t>
-      </w:r>
+        <w:t>px</w:t>
+      </w:r>
+      <w:proofErr w:type="spellEnd"/>
+      <w:r>
+        <w:rPr>
+          <w:spacing w:val="-2"/>
+          <w:lang w:val="ru-RU"/>
+        </w:rPr>
+        <w:t xml:space="preserve">. Форму оформлено </w:t>
+      </w:r>
+      <w:proofErr w:type="spellStart"/>
+      <w:r>
+        <w:rPr>
+          <w:spacing w:val="-2"/>
+          <w:lang w:val="ru-RU"/>
+        </w:rPr>
+        <w:t>окремою</w:t>
+      </w:r>
+      <w:proofErr w:type="spellEnd"/>
+      <w:r>
+        <w:rPr>
+          <w:spacing w:val="-2"/>
+          <w:lang w:val="ru-RU"/>
+        </w:rPr>
+        <w:t xml:space="preserve"> </w:t>
+      </w:r>
+      <w:proofErr w:type="spellStart"/>
+      <w:r>
+        <w:rPr>
+          <w:spacing w:val="-2"/>
+          <w:lang w:val="ru-RU"/>
+        </w:rPr>
+        <w:t>карткою</w:t>
+      </w:r>
+      <w:proofErr w:type="spellEnd"/>
+      <w:r>
+        <w:rPr>
+          <w:spacing w:val="-2"/>
+          <w:lang w:val="ru-RU"/>
+        </w:rPr>
+        <w:t xml:space="preserve">. </w:t>
+      </w:r>
+      <w:proofErr w:type="spellStart"/>
+      <w:r>
+        <w:rPr>
+          <w:spacing w:val="-2"/>
+          <w:lang w:val="ru-RU"/>
+        </w:rPr>
+        <w:t>Ціни</w:t>
+      </w:r>
+      <w:proofErr w:type="spellEnd"/>
+      <w:r>
+        <w:rPr>
+          <w:spacing w:val="-2"/>
+          <w:lang w:val="ru-RU"/>
+        </w:rPr>
+        <w:t xml:space="preserve"> в </w:t>
+      </w:r>
+      <w:proofErr w:type="spellStart"/>
+      <w:r>
+        <w:rPr>
+          <w:spacing w:val="-2"/>
+          <w:lang w:val="ru-RU"/>
+        </w:rPr>
+        <w:t>картках</w:t>
+      </w:r>
+      <w:proofErr w:type="spellEnd"/>
+      <w:r>
+        <w:rPr>
+          <w:spacing w:val="-2"/>
+          <w:lang w:val="ru-RU"/>
+        </w:rPr>
+        <w:t xml:space="preserve"> </w:t>
+      </w:r>
+      <w:proofErr w:type="spellStart"/>
+      <w:r>
+        <w:rPr>
+          <w:spacing w:val="-2"/>
+          <w:lang w:val="ru-RU"/>
+        </w:rPr>
+        <w:t>вирівняно</w:t>
+      </w:r>
+      <w:proofErr w:type="spellEnd"/>
+      <w:r>
+        <w:rPr>
+          <w:spacing w:val="-2"/>
+          <w:lang w:val="ru-RU"/>
+        </w:rPr>
+        <w:t xml:space="preserve"> по </w:t>
+      </w:r>
+      <w:proofErr w:type="spellStart"/>
+      <w:r>
+        <w:rPr>
+          <w:spacing w:val="-2"/>
+          <w:lang w:val="ru-RU"/>
+        </w:rPr>
+        <w:t>нижньому</w:t>
+      </w:r>
+      <w:proofErr w:type="spellEnd"/>
+      <w:r>
+        <w:rPr>
+          <w:spacing w:val="-2"/>
+          <w:lang w:val="ru-RU"/>
+        </w:rPr>
+        <w:t xml:space="preserve"> краю.</w:t>
+      </w:r>
+    </w:p>
+    <w:p>
+      <w:pPr>
+        <w:pStyle w:val="a3"/>
+        <w:rPr>
+          <w:spacing w:val="-2"/>
+        </w:rPr>
+      </w:pPr>
     </w:p>
     <w:p>
       <w:pPr>
@@ -3806,59 +4218,137 @@
         <w:ind w:firstLine="645"/>
         <w:rPr>
           <w:spacing w:val="-2"/>
-        </w:rPr>
-      </w:pPr>
-      <w:r>
-        <w:rPr>
-          <w:spacing w:val="-2"/>
-        </w:rPr>
-        <w:t>Крок 6. Покращити композицію. Скоригуйте відступи (</w:t>
-      </w:r>
-      <w:proofErr w:type="spellStart"/>
-      <w:r>
-        <w:rPr>
-          <w:spacing w:val="-2"/>
-          <w:lang w:val="ru-RU"/>
-        </w:rPr>
-        <w:t>margin</w:t>
-      </w:r>
-      <w:proofErr w:type="spellEnd"/>
-      <w:r>
-        <w:rPr>
-          <w:spacing w:val="-2"/>
-        </w:rPr>
-        <w:t>/</w:t>
-      </w:r>
-      <w:proofErr w:type="spellStart"/>
-      <w:r>
-        <w:rPr>
-          <w:spacing w:val="-2"/>
-          <w:lang w:val="ru-RU"/>
-        </w:rPr>
-        <w:t>padding</w:t>
-      </w:r>
-      <w:proofErr w:type="spellEnd"/>
-      <w:r>
-        <w:rPr>
-          <w:spacing w:val="-2"/>
-        </w:rPr>
-        <w:t>/</w:t>
-      </w:r>
-      <w:proofErr w:type="spellStart"/>
-      <w:r>
-        <w:rPr>
-          <w:spacing w:val="-2"/>
-          <w:lang w:val="ru-RU"/>
-        </w:rPr>
-        <w:t>gap</w:t>
-      </w:r>
-      <w:proofErr w:type="spellEnd"/>
-      <w:r>
-        <w:rPr>
-          <w:spacing w:val="-2"/>
-        </w:rPr>
-        <w:t>) так, щоб пов'язані</w:t>
-      </w:r>
+          <w:lang w:val="ru-RU"/>
+        </w:rPr>
+      </w:pPr>
+      <w:r>
+        <w:rPr>
+          <w:spacing w:val="-2"/>
+          <w:lang w:val="ru-RU"/>
+        </w:rPr>
+        <w:t xml:space="preserve">Крок 7. </w:t>
+      </w:r>
+      <w:proofErr w:type="spellStart"/>
+      <w:r>
+        <w:rPr>
+          <w:spacing w:val="-2"/>
+          <w:lang w:val="ru-RU"/>
+        </w:rPr>
+        <w:t>Виконати</w:t>
+      </w:r>
+      <w:proofErr w:type="spellEnd"/>
+      <w:r>
+        <w:rPr>
+          <w:spacing w:val="-2"/>
+          <w:lang w:val="ru-RU"/>
+        </w:rPr>
+        <w:t xml:space="preserve"> </w:t>
+      </w:r>
+      <w:proofErr w:type="spellStart"/>
+      <w:r>
+        <w:rPr>
+          <w:spacing w:val="-2"/>
+          <w:lang w:val="ru-RU"/>
+        </w:rPr>
+        <w:t>нечітку</w:t>
+      </w:r>
+      <w:proofErr w:type="spellEnd"/>
+      <w:r>
+        <w:rPr>
+          <w:spacing w:val="-2"/>
+          <w:lang w:val="ru-RU"/>
+        </w:rPr>
+        <w:t xml:space="preserve"> </w:t>
+      </w:r>
+      <w:proofErr w:type="spellStart"/>
+      <w:r>
+        <w:rPr>
+          <w:spacing w:val="-2"/>
+          <w:lang w:val="ru-RU"/>
+        </w:rPr>
+        <w:t>вимогу</w:t>
+      </w:r>
+      <w:proofErr w:type="spellEnd"/>
+      <w:r>
+        <w:rPr>
+          <w:spacing w:val="-2"/>
+          <w:lang w:val="ru-RU"/>
+        </w:rPr>
+        <w:t xml:space="preserve"> й </w:t>
+      </w:r>
+      <w:proofErr w:type="spellStart"/>
+      <w:r>
+        <w:rPr>
+          <w:spacing w:val="-2"/>
+          <w:lang w:val="ru-RU"/>
+        </w:rPr>
+        <w:t>обґрунтувати</w:t>
+      </w:r>
+      <w:proofErr w:type="spellEnd"/>
+      <w:r>
+        <w:rPr>
+          <w:spacing w:val="-2"/>
+          <w:lang w:val="ru-RU"/>
+        </w:rPr>
+        <w:t xml:space="preserve"> </w:t>
+      </w:r>
+      <w:proofErr w:type="spellStart"/>
+      <w:r>
+        <w:rPr>
+          <w:spacing w:val="-2"/>
+          <w:lang w:val="ru-RU"/>
+        </w:rPr>
+        <w:t>рішення</w:t>
+      </w:r>
+      <w:proofErr w:type="spellEnd"/>
+      <w:r>
+        <w:rPr>
+          <w:spacing w:val="-2"/>
+          <w:lang w:val="ru-RU"/>
+        </w:rPr>
+        <w:t xml:space="preserve">. </w:t>
+      </w:r>
+      <w:proofErr w:type="spellStart"/>
+      <w:r>
+        <w:rPr>
+          <w:spacing w:val="-2"/>
+          <w:lang w:val="ru-RU"/>
+        </w:rPr>
+        <w:t>Реалізуйте</w:t>
+      </w:r>
+      <w:proofErr w:type="spellEnd"/>
+      <w:r>
+        <w:rPr>
+          <w:spacing w:val="-2"/>
+          <w:lang w:val="ru-RU"/>
+        </w:rPr>
+        <w:t xml:space="preserve"> </w:t>
+      </w:r>
+      <w:proofErr w:type="spellStart"/>
+      <w:r>
+        <w:rPr>
+          <w:spacing w:val="-2"/>
+          <w:lang w:val="ru-RU"/>
+        </w:rPr>
+        <w:t>своє</w:t>
+      </w:r>
+      <w:proofErr w:type="spellEnd"/>
+      <w:r>
+        <w:rPr>
+          <w:spacing w:val="-2"/>
+          <w:lang w:val="ru-RU"/>
+        </w:rPr>
+        <w:t xml:space="preserve"> </w:t>
+      </w:r>
+      <w:proofErr w:type="spellStart"/>
+      <w:r>
+        <w:rPr>
+          <w:spacing w:val="-2"/>
+          <w:lang w:val="ru-RU"/>
+        </w:rPr>
+        <w:t>тлумачення</w:t>
+      </w:r>
+      <w:proofErr w:type="spellEnd"/>
     </w:p>
     <w:p>
       <w:pPr>
@@ -3875,119 +4365,267 @@
           <w:spacing w:val="-2"/>
           <w:lang w:val="ru-RU"/>
         </w:rPr>
-        <w:t>елементи</w:t>
-      </w:r>
-      <w:proofErr w:type="spellEnd"/>
-      <w:r>
-        <w:rPr>
-          <w:spacing w:val="-2"/>
-          <w:lang w:val="ru-RU"/>
-        </w:rPr>
-        <w:t xml:space="preserve"> </w:t>
-      </w:r>
-      <w:proofErr w:type="spellStart"/>
-      <w:r>
-        <w:rPr>
-          <w:spacing w:val="-2"/>
-          <w:lang w:val="ru-RU"/>
-        </w:rPr>
-        <w:t>групувалися</w:t>
-      </w:r>
-      <w:proofErr w:type="spellEnd"/>
-      <w:r>
-        <w:rPr>
-          <w:spacing w:val="-2"/>
-          <w:lang w:val="ru-RU"/>
-        </w:rPr>
-        <w:t xml:space="preserve"> </w:t>
-      </w:r>
-      <w:proofErr w:type="spellStart"/>
-      <w:r>
-        <w:rPr>
-          <w:spacing w:val="-2"/>
-          <w:lang w:val="ru-RU"/>
-        </w:rPr>
-        <w:t>візуально</w:t>
-      </w:r>
-      <w:proofErr w:type="spellEnd"/>
-      <w:r>
-        <w:rPr>
-          <w:spacing w:val="-2"/>
-          <w:lang w:val="ru-RU"/>
-        </w:rPr>
-        <w:t xml:space="preserve">, а </w:t>
-      </w:r>
-      <w:proofErr w:type="spellStart"/>
-      <w:r>
-        <w:rPr>
-          <w:spacing w:val="-2"/>
-          <w:lang w:val="ru-RU"/>
-        </w:rPr>
-        <w:t>секції</w:t>
-      </w:r>
-      <w:proofErr w:type="spellEnd"/>
-      <w:r>
-        <w:rPr>
-          <w:spacing w:val="-2"/>
-          <w:lang w:val="ru-RU"/>
-        </w:rPr>
-        <w:t xml:space="preserve"> </w:t>
-      </w:r>
-      <w:proofErr w:type="spellStart"/>
-      <w:r>
-        <w:rPr>
-          <w:spacing w:val="-2"/>
-          <w:lang w:val="ru-RU"/>
-        </w:rPr>
-        <w:t>сторінки</w:t>
-      </w:r>
-      <w:proofErr w:type="spellEnd"/>
-      <w:r>
-        <w:rPr>
-          <w:spacing w:val="-2"/>
-          <w:lang w:val="ru-RU"/>
-        </w:rPr>
-        <w:t xml:space="preserve"> - </w:t>
-      </w:r>
-      <w:proofErr w:type="spellStart"/>
-      <w:r>
-        <w:rPr>
-          <w:spacing w:val="-2"/>
-          <w:lang w:val="ru-RU"/>
-        </w:rPr>
-        <w:t>вирівнювалися</w:t>
-      </w:r>
-      <w:proofErr w:type="spellEnd"/>
-      <w:r>
-        <w:rPr>
-          <w:spacing w:val="-2"/>
-          <w:lang w:val="ru-RU"/>
-        </w:rPr>
-        <w:t xml:space="preserve"> по </w:t>
-      </w:r>
-      <w:proofErr w:type="spellStart"/>
-      <w:r>
-        <w:rPr>
-          <w:spacing w:val="-2"/>
-          <w:lang w:val="ru-RU"/>
-        </w:rPr>
-        <w:t>спільній</w:t>
-      </w:r>
-      <w:proofErr w:type="spellEnd"/>
-      <w:r>
-        <w:rPr>
-          <w:spacing w:val="-2"/>
-          <w:lang w:val="ru-RU"/>
-        </w:rPr>
-        <w:t xml:space="preserve"> </w:t>
-      </w:r>
-      <w:proofErr w:type="spellStart"/>
-      <w:r>
-        <w:rPr>
-          <w:spacing w:val="-2"/>
-          <w:lang w:val="ru-RU"/>
-        </w:rPr>
-        <w:t>сітці</w:t>
+        <w:t>нечіткої</w:t>
+      </w:r>
+      <w:proofErr w:type="spellEnd"/>
+      <w:r>
+        <w:rPr>
+          <w:spacing w:val="-2"/>
+          <w:lang w:val="ru-RU"/>
+        </w:rPr>
+        <w:t xml:space="preserve"> </w:t>
+      </w:r>
+      <w:proofErr w:type="spellStart"/>
+      <w:r>
+        <w:rPr>
+          <w:spacing w:val="-2"/>
+          <w:lang w:val="ru-RU"/>
+        </w:rPr>
+        <w:t>вимоги</w:t>
+      </w:r>
+      <w:proofErr w:type="spellEnd"/>
+      <w:r>
+        <w:rPr>
+          <w:spacing w:val="-2"/>
+          <w:lang w:val="ru-RU"/>
+        </w:rPr>
+        <w:t xml:space="preserve"> </w:t>
+      </w:r>
+      <w:proofErr w:type="spellStart"/>
+      <w:r>
+        <w:rPr>
+          <w:spacing w:val="-2"/>
+          <w:lang w:val="ru-RU"/>
+        </w:rPr>
+        <w:t>варіанта</w:t>
+      </w:r>
+      <w:proofErr w:type="spellEnd"/>
+      <w:r>
+        <w:rPr>
+          <w:spacing w:val="-2"/>
+          <w:lang w:val="ru-RU"/>
+        </w:rPr>
+        <w:t xml:space="preserve">. Додайте короткий </w:t>
+      </w:r>
+      <w:proofErr w:type="spellStart"/>
+      <w:r>
+        <w:rPr>
+          <w:spacing w:val="-2"/>
+          <w:lang w:val="ru-RU"/>
+        </w:rPr>
+        <w:t>коментар</w:t>
+      </w:r>
+      <w:proofErr w:type="spellEnd"/>
+      <w:r>
+        <w:rPr>
+          <w:spacing w:val="-2"/>
+          <w:lang w:val="ru-RU"/>
+        </w:rPr>
+        <w:t xml:space="preserve"> (3-5 </w:t>
+      </w:r>
+      <w:proofErr w:type="spellStart"/>
+      <w:r>
+        <w:rPr>
+          <w:spacing w:val="-2"/>
+          <w:lang w:val="ru-RU"/>
+        </w:rPr>
+        <w:t>речень</w:t>
+      </w:r>
+      <w:proofErr w:type="spellEnd"/>
+      <w:r>
+        <w:rPr>
+          <w:spacing w:val="-2"/>
+          <w:lang w:val="ru-RU"/>
+        </w:rPr>
+        <w:t xml:space="preserve">) </w:t>
+      </w:r>
+      <w:proofErr w:type="spellStart"/>
+      <w:r>
+        <w:rPr>
+          <w:spacing w:val="-2"/>
+          <w:lang w:val="ru-RU"/>
+        </w:rPr>
+        <w:t>безпосередньо</w:t>
+      </w:r>
+      <w:proofErr w:type="spellEnd"/>
+      <w:r>
+        <w:rPr>
+          <w:spacing w:val="-2"/>
+          <w:lang w:val="ru-RU"/>
+        </w:rPr>
+        <w:t xml:space="preserve"> в CSS-файл</w:t>
+      </w:r>
+    </w:p>
+    <w:p>
+      <w:pPr>
+        <w:pStyle w:val="a3"/>
+        <w:ind w:firstLine="645"/>
+        <w:rPr>
+          <w:spacing w:val="-2"/>
+          <w:lang w:val="ru-RU"/>
+        </w:rPr>
+      </w:pPr>
+      <w:r>
+        <w:rPr>
+          <w:spacing w:val="-2"/>
+          <w:lang w:val="ru-RU"/>
+        </w:rPr>
+        <w:t xml:space="preserve">над </w:t>
+      </w:r>
+      <w:proofErr w:type="spellStart"/>
+      <w:r>
+        <w:rPr>
+          <w:spacing w:val="-2"/>
+          <w:lang w:val="ru-RU"/>
+        </w:rPr>
+        <w:t>відповідним</w:t>
+      </w:r>
+      <w:proofErr w:type="spellEnd"/>
+      <w:r>
+        <w:rPr>
+          <w:spacing w:val="-2"/>
+          <w:lang w:val="ru-RU"/>
+        </w:rPr>
+        <w:t xml:space="preserve"> правилом </w:t>
+      </w:r>
+      <w:proofErr w:type="spellStart"/>
+      <w:r>
+        <w:rPr>
+          <w:spacing w:val="-2"/>
+          <w:lang w:val="ru-RU"/>
+        </w:rPr>
+        <w:t>або</w:t>
+      </w:r>
+      <w:proofErr w:type="spellEnd"/>
+      <w:r>
+        <w:rPr>
+          <w:spacing w:val="-2"/>
+          <w:lang w:val="ru-RU"/>
+        </w:rPr>
+        <w:t xml:space="preserve"> в </w:t>
+      </w:r>
+      <w:proofErr w:type="spellStart"/>
+      <w:r>
+        <w:rPr>
+          <w:spacing w:val="-2"/>
+          <w:lang w:val="ru-RU"/>
+        </w:rPr>
+        <w:t>окремий</w:t>
+      </w:r>
+      <w:proofErr w:type="spellEnd"/>
+      <w:r>
+        <w:rPr>
+          <w:spacing w:val="-2"/>
+          <w:lang w:val="ru-RU"/>
+        </w:rPr>
+        <w:t xml:space="preserve"> файл DESIGN.md - </w:t>
+      </w:r>
+      <w:proofErr w:type="spellStart"/>
+      <w:r>
+        <w:rPr>
+          <w:spacing w:val="-2"/>
+          <w:lang w:val="ru-RU"/>
+        </w:rPr>
+        <w:t>поясніть</w:t>
+      </w:r>
+      <w:proofErr w:type="spellEnd"/>
+      <w:r>
+        <w:rPr>
+          <w:spacing w:val="-2"/>
+          <w:lang w:val="ru-RU"/>
+        </w:rPr>
+        <w:t xml:space="preserve">, </w:t>
+      </w:r>
+      <w:proofErr w:type="spellStart"/>
+      <w:r>
+        <w:rPr>
+          <w:spacing w:val="-2"/>
+          <w:lang w:val="ru-RU"/>
+        </w:rPr>
+        <w:t>чому</w:t>
+      </w:r>
+      <w:proofErr w:type="spellEnd"/>
+      <w:r>
+        <w:rPr>
+          <w:spacing w:val="-2"/>
+          <w:lang w:val="ru-RU"/>
+        </w:rPr>
+        <w:t xml:space="preserve"> </w:t>
+      </w:r>
+      <w:proofErr w:type="spellStart"/>
+      <w:r>
+        <w:rPr>
+          <w:spacing w:val="-2"/>
+          <w:lang w:val="ru-RU"/>
+        </w:rPr>
+        <w:t>обране</w:t>
+      </w:r>
+      <w:proofErr w:type="spellEnd"/>
+      <w:r>
+        <w:rPr>
+          <w:spacing w:val="-2"/>
+          <w:lang w:val="ru-RU"/>
+        </w:rPr>
+        <w:t xml:space="preserve"> </w:t>
+      </w:r>
+      <w:proofErr w:type="spellStart"/>
+      <w:r>
+        <w:rPr>
+          <w:spacing w:val="-2"/>
+          <w:lang w:val="ru-RU"/>
+        </w:rPr>
+        <w:t>рішення</w:t>
+      </w:r>
+      <w:proofErr w:type="spellEnd"/>
+    </w:p>
+    <w:p>
+      <w:pPr>
+        <w:pStyle w:val="a3"/>
+        <w:ind w:firstLine="645"/>
+        <w:rPr>
+          <w:spacing w:val="-2"/>
+          <w:lang w:val="ru-RU"/>
+        </w:rPr>
+      </w:pPr>
+      <w:proofErr w:type="spellStart"/>
+      <w:r>
+        <w:rPr>
+          <w:spacing w:val="-2"/>
+          <w:lang w:val="ru-RU"/>
+        </w:rPr>
+        <w:t>відповідає</w:t>
+      </w:r>
+      <w:proofErr w:type="spellEnd"/>
+      <w:r>
+        <w:rPr>
+          <w:spacing w:val="-2"/>
+          <w:lang w:val="ru-RU"/>
+        </w:rPr>
+        <w:t xml:space="preserve"> </w:t>
+      </w:r>
+      <w:proofErr w:type="spellStart"/>
+      <w:r>
+        <w:rPr>
+          <w:spacing w:val="-2"/>
+          <w:lang w:val="ru-RU"/>
+        </w:rPr>
+        <w:t>нечіткій</w:t>
+      </w:r>
+      <w:proofErr w:type="spellEnd"/>
+      <w:r>
+        <w:rPr>
+          <w:spacing w:val="-2"/>
+          <w:lang w:val="ru-RU"/>
+        </w:rPr>
+        <w:t xml:space="preserve"> </w:t>
+      </w:r>
+      <w:proofErr w:type="spellStart"/>
+      <w:r>
+        <w:rPr>
+          <w:spacing w:val="-2"/>
+          <w:lang w:val="ru-RU"/>
+        </w:rPr>
+        <w:t>вимозі</w:t>
       </w:r>
       <w:proofErr w:type="spellEnd"/>
       <w:r>
@@ -4001,10 +4639,1151 @@
     <w:p>
       <w:pPr>
         <w:pStyle w:val="a3"/>
+        <w:rPr>
+          <w:spacing w:val="-2"/>
+          <w:lang w:val="ru-RU"/>
+        </w:rPr>
+      </w:pPr>
+    </w:p>
+    <w:p>
+      <w:pPr>
+        <w:pStyle w:val="a3"/>
+        <w:rPr>
+          <w:spacing w:val="-2"/>
+          <w:lang w:val="ru-RU"/>
+        </w:rPr>
+      </w:pPr>
+      <w:r>
+        <w:rPr>
+          <w:spacing w:val="-2"/>
+          <w:lang w:val="ru-RU"/>
+        </w:rPr>
+        <w:t>НЕЧІТКА ВИМОГА: «</w:t>
+      </w:r>
+      <w:proofErr w:type="spellStart"/>
+      <w:r>
+        <w:rPr>
+          <w:spacing w:val="-2"/>
+          <w:lang w:val="ru-RU"/>
+        </w:rPr>
+        <w:t>має</w:t>
+      </w:r>
+      <w:proofErr w:type="spellEnd"/>
+      <w:r>
+        <w:rPr>
+          <w:spacing w:val="-2"/>
+          <w:lang w:val="ru-RU"/>
+        </w:rPr>
+        <w:t xml:space="preserve"> бути </w:t>
+      </w:r>
+      <w:proofErr w:type="spellStart"/>
+      <w:r>
+        <w:rPr>
+          <w:spacing w:val="-2"/>
+          <w:lang w:val="ru-RU"/>
+        </w:rPr>
+        <w:t>приємно</w:t>
+      </w:r>
+      <w:proofErr w:type="spellEnd"/>
+      <w:r>
+        <w:rPr>
+          <w:spacing w:val="-2"/>
+          <w:lang w:val="ru-RU"/>
+        </w:rPr>
+        <w:t xml:space="preserve"> </w:t>
+      </w:r>
+      <w:proofErr w:type="spellStart"/>
+      <w:r>
+        <w:rPr>
+          <w:spacing w:val="-2"/>
+          <w:lang w:val="ru-RU"/>
+        </w:rPr>
+        <w:t>додавати</w:t>
+      </w:r>
+      <w:proofErr w:type="spellEnd"/>
+      <w:r>
+        <w:rPr>
+          <w:spacing w:val="-2"/>
+          <w:lang w:val="ru-RU"/>
+        </w:rPr>
+        <w:t xml:space="preserve"> </w:t>
+      </w:r>
+      <w:proofErr w:type="spellStart"/>
+      <w:r>
+        <w:rPr>
+          <w:spacing w:val="-2"/>
+          <w:lang w:val="ru-RU"/>
+        </w:rPr>
+        <w:t>нові</w:t>
+      </w:r>
+      <w:proofErr w:type="spellEnd"/>
+      <w:r>
+        <w:rPr>
+          <w:spacing w:val="-2"/>
+          <w:lang w:val="ru-RU"/>
+        </w:rPr>
+        <w:t xml:space="preserve"> </w:t>
+      </w:r>
+      <w:proofErr w:type="spellStart"/>
+      <w:r>
+        <w:rPr>
+          <w:spacing w:val="-2"/>
+          <w:lang w:val="ru-RU"/>
+        </w:rPr>
+        <w:t>бажання</w:t>
+      </w:r>
+      <w:proofErr w:type="spellEnd"/>
+      <w:r>
+        <w:rPr>
+          <w:spacing w:val="-2"/>
+          <w:lang w:val="ru-RU"/>
+        </w:rPr>
+        <w:t>».</w:t>
+      </w:r>
+    </w:p>
+    <w:p>
+      <w:pPr>
+        <w:pStyle w:val="a3"/>
+        <w:rPr>
+          <w:spacing w:val="-2"/>
+          <w:lang w:val="ru-RU"/>
+        </w:rPr>
+      </w:pPr>
+      <w:r>
+        <w:rPr>
+          <w:spacing w:val="-2"/>
+          <w:lang w:val="en-US"/>
+        </w:rPr>
+        <w:t> </w:t>
+      </w:r>
+      <w:r>
+        <w:rPr>
+          <w:spacing w:val="-2"/>
+          <w:lang w:val="ru-RU"/>
+        </w:rPr>
+        <w:t xml:space="preserve"> </w:t>
+      </w:r>
+      <w:r>
+        <w:rPr>
+          <w:spacing w:val="-2"/>
+          <w:lang w:val="en-US"/>
+        </w:rPr>
+        <w:t> </w:t>
+      </w:r>
+      <w:proofErr w:type="spellStart"/>
+      <w:r>
+        <w:rPr>
+          <w:spacing w:val="-2"/>
+          <w:lang w:val="ru-RU"/>
+        </w:rPr>
+        <w:t>Інтерпретація</w:t>
+      </w:r>
+      <w:proofErr w:type="spellEnd"/>
+      <w:r>
+        <w:rPr>
+          <w:spacing w:val="-2"/>
+          <w:lang w:val="ru-RU"/>
+        </w:rPr>
+        <w:t>: кнопка «</w:t>
+      </w:r>
+      <w:proofErr w:type="spellStart"/>
+      <w:r>
+        <w:rPr>
+          <w:spacing w:val="-2"/>
+          <w:lang w:val="ru-RU"/>
+        </w:rPr>
+        <w:t>Додати</w:t>
+      </w:r>
+      <w:proofErr w:type="spellEnd"/>
+      <w:r>
+        <w:rPr>
+          <w:spacing w:val="-2"/>
+          <w:lang w:val="ru-RU"/>
+        </w:rPr>
+        <w:t xml:space="preserve">» — </w:t>
+      </w:r>
+      <w:proofErr w:type="spellStart"/>
+      <w:r>
+        <w:rPr>
+          <w:spacing w:val="-2"/>
+          <w:lang w:val="ru-RU"/>
+        </w:rPr>
+        <w:t>єдиний</w:t>
+      </w:r>
+      <w:proofErr w:type="spellEnd"/>
+      <w:r>
+        <w:rPr>
+          <w:spacing w:val="-2"/>
+          <w:lang w:val="ru-RU"/>
+        </w:rPr>
+        <w:t xml:space="preserve"> </w:t>
+      </w:r>
+      <w:proofErr w:type="spellStart"/>
+      <w:r>
+        <w:rPr>
+          <w:spacing w:val="-2"/>
+          <w:lang w:val="ru-RU"/>
+        </w:rPr>
+        <w:t>елемент</w:t>
+      </w:r>
+      <w:proofErr w:type="spellEnd"/>
+      <w:r>
+        <w:rPr>
+          <w:spacing w:val="-2"/>
+          <w:lang w:val="ru-RU"/>
+        </w:rPr>
+        <w:t xml:space="preserve"> на </w:t>
+      </w:r>
+      <w:proofErr w:type="spellStart"/>
+      <w:r>
+        <w:rPr>
+          <w:spacing w:val="-2"/>
+          <w:lang w:val="ru-RU"/>
+        </w:rPr>
+        <w:t>сторінці</w:t>
+      </w:r>
+      <w:proofErr w:type="spellEnd"/>
+    </w:p>
+    <w:p>
+      <w:pPr>
+        <w:pStyle w:val="a3"/>
+        <w:rPr>
+          <w:spacing w:val="-2"/>
+          <w:lang w:val="ru-RU"/>
+        </w:rPr>
+      </w:pPr>
+      <w:r>
+        <w:rPr>
+          <w:spacing w:val="-2"/>
+          <w:lang w:val="en-US"/>
+        </w:rPr>
+        <w:t> </w:t>
+      </w:r>
+      <w:r>
+        <w:rPr>
+          <w:spacing w:val="-2"/>
+          <w:lang w:val="ru-RU"/>
+        </w:rPr>
+        <w:t xml:space="preserve"> </w:t>
+      </w:r>
+      <w:r>
+        <w:rPr>
+          <w:spacing w:val="-2"/>
+          <w:lang w:val="en-US"/>
+        </w:rPr>
+        <w:t> </w:t>
+      </w:r>
+      <w:r>
+        <w:rPr>
+          <w:spacing w:val="-2"/>
+          <w:lang w:val="ru-RU"/>
+        </w:rPr>
+        <w:t xml:space="preserve">теплого </w:t>
+      </w:r>
+      <w:proofErr w:type="spellStart"/>
+      <w:r>
+        <w:rPr>
+          <w:spacing w:val="-2"/>
+          <w:lang w:val="ru-RU"/>
+        </w:rPr>
+        <w:t>помаранчевого</w:t>
+      </w:r>
+      <w:proofErr w:type="spellEnd"/>
+      <w:r>
+        <w:rPr>
+          <w:spacing w:val="-2"/>
+          <w:lang w:val="ru-RU"/>
+        </w:rPr>
+        <w:t xml:space="preserve"> </w:t>
+      </w:r>
+      <w:proofErr w:type="spellStart"/>
+      <w:r>
+        <w:rPr>
+          <w:spacing w:val="-2"/>
+          <w:lang w:val="ru-RU"/>
+        </w:rPr>
+        <w:t>кольору</w:t>
+      </w:r>
+      <w:proofErr w:type="spellEnd"/>
+      <w:r>
+        <w:rPr>
+          <w:spacing w:val="-2"/>
+          <w:lang w:val="ru-RU"/>
+        </w:rPr>
+        <w:t xml:space="preserve"> (#</w:t>
+      </w:r>
+      <w:r>
+        <w:rPr>
+          <w:spacing w:val="-2"/>
+          <w:lang w:val="en-US"/>
+        </w:rPr>
+        <w:t>C</w:t>
+      </w:r>
+      <w:r>
+        <w:rPr>
+          <w:spacing w:val="-2"/>
+          <w:lang w:val="ru-RU"/>
+        </w:rPr>
+        <w:t>2410</w:t>
+      </w:r>
+      <w:r>
+        <w:rPr>
+          <w:spacing w:val="-2"/>
+          <w:lang w:val="en-US"/>
+        </w:rPr>
+        <w:t>C</w:t>
+      </w:r>
+      <w:r>
+        <w:rPr>
+          <w:spacing w:val="-2"/>
+          <w:lang w:val="ru-RU"/>
+        </w:rPr>
+        <w:t xml:space="preserve">), </w:t>
+      </w:r>
+      <w:proofErr w:type="spellStart"/>
+      <w:r>
+        <w:rPr>
+          <w:spacing w:val="-2"/>
+          <w:lang w:val="ru-RU"/>
+        </w:rPr>
+        <w:t>ті</w:t>
+      </w:r>
+      <w:proofErr w:type="spellEnd"/>
+      <w:r>
+        <w:rPr>
+          <w:spacing w:val="-2"/>
+          <w:lang w:val="ru-RU"/>
+        </w:rPr>
+        <w:t xml:space="preserve"> </w:t>
+      </w:r>
+      <w:proofErr w:type="spellStart"/>
+      <w:r>
+        <w:rPr>
+          <w:spacing w:val="-2"/>
+          <w:lang w:val="ru-RU"/>
+        </w:rPr>
+        <w:t>самі</w:t>
+      </w:r>
+      <w:proofErr w:type="spellEnd"/>
+      <w:r>
+        <w:rPr>
+          <w:spacing w:val="-2"/>
+          <w:lang w:val="ru-RU"/>
+        </w:rPr>
+        <w:t xml:space="preserve"> «10 %» акценту,</w:t>
+      </w:r>
+    </w:p>
+    <w:p>
+      <w:pPr>
+        <w:pStyle w:val="a3"/>
+        <w:rPr>
+          <w:spacing w:val="-2"/>
+          <w:lang w:val="ru-RU"/>
+        </w:rPr>
+      </w:pPr>
+      <w:r>
+        <w:rPr>
+          <w:spacing w:val="-2"/>
+          <w:lang w:val="en-US"/>
+        </w:rPr>
+        <w:t> </w:t>
+      </w:r>
+      <w:r>
+        <w:rPr>
+          <w:spacing w:val="-2"/>
+          <w:lang w:val="ru-RU"/>
+        </w:rPr>
+        <w:t xml:space="preserve"> </w:t>
+      </w:r>
+      <w:r>
+        <w:rPr>
+          <w:spacing w:val="-2"/>
+          <w:lang w:val="en-US"/>
+        </w:rPr>
+        <w:t> </w:t>
+      </w:r>
+      <w:proofErr w:type="spellStart"/>
+      <w:r>
+        <w:rPr>
+          <w:spacing w:val="-2"/>
+          <w:lang w:val="ru-RU"/>
+        </w:rPr>
+        <w:t>тож</w:t>
+      </w:r>
+      <w:proofErr w:type="spellEnd"/>
+      <w:r>
+        <w:rPr>
+          <w:spacing w:val="-2"/>
+          <w:lang w:val="ru-RU"/>
+        </w:rPr>
+        <w:t xml:space="preserve"> око </w:t>
+      </w:r>
+      <w:proofErr w:type="spellStart"/>
+      <w:r>
+        <w:rPr>
+          <w:spacing w:val="-2"/>
+          <w:lang w:val="ru-RU"/>
+        </w:rPr>
+        <w:t>знаходить</w:t>
+      </w:r>
+      <w:proofErr w:type="spellEnd"/>
+      <w:r>
+        <w:rPr>
+          <w:spacing w:val="-2"/>
+          <w:lang w:val="ru-RU"/>
+        </w:rPr>
+        <w:t xml:space="preserve"> </w:t>
+      </w:r>
+      <w:proofErr w:type="spellStart"/>
+      <w:r>
+        <w:rPr>
+          <w:spacing w:val="-2"/>
+          <w:lang w:val="ru-RU"/>
+        </w:rPr>
+        <w:t>її</w:t>
+      </w:r>
+      <w:proofErr w:type="spellEnd"/>
+      <w:r>
+        <w:rPr>
+          <w:spacing w:val="-2"/>
+          <w:lang w:val="ru-RU"/>
+        </w:rPr>
+        <w:t xml:space="preserve"> </w:t>
+      </w:r>
+      <w:proofErr w:type="spellStart"/>
+      <w:r>
+        <w:rPr>
+          <w:spacing w:val="-2"/>
+          <w:lang w:val="ru-RU"/>
+        </w:rPr>
+        <w:t>одразу</w:t>
+      </w:r>
+      <w:proofErr w:type="spellEnd"/>
+      <w:r>
+        <w:rPr>
+          <w:spacing w:val="-2"/>
+          <w:lang w:val="ru-RU"/>
+        </w:rPr>
+        <w:t xml:space="preserve">. </w:t>
+      </w:r>
+      <w:proofErr w:type="spellStart"/>
+      <w:r>
+        <w:rPr>
+          <w:spacing w:val="-2"/>
+          <w:lang w:val="ru-RU"/>
+        </w:rPr>
+        <w:t>Теплий</w:t>
+      </w:r>
+      <w:proofErr w:type="spellEnd"/>
+      <w:r>
+        <w:rPr>
+          <w:spacing w:val="-2"/>
+          <w:lang w:val="ru-RU"/>
+        </w:rPr>
+        <w:t xml:space="preserve"> </w:t>
+      </w:r>
+      <w:proofErr w:type="spellStart"/>
+      <w:r>
+        <w:rPr>
+          <w:spacing w:val="-2"/>
+          <w:lang w:val="ru-RU"/>
+        </w:rPr>
+        <w:t>відтінок</w:t>
+      </w:r>
+      <w:proofErr w:type="spellEnd"/>
+      <w:r>
+        <w:rPr>
+          <w:spacing w:val="-2"/>
+          <w:lang w:val="ru-RU"/>
+        </w:rPr>
+        <w:t xml:space="preserve"> </w:t>
+      </w:r>
+      <w:proofErr w:type="spellStart"/>
+      <w:r>
+        <w:rPr>
+          <w:spacing w:val="-2"/>
+          <w:lang w:val="ru-RU"/>
+        </w:rPr>
+        <w:t>асоціюється</w:t>
+      </w:r>
+      <w:proofErr w:type="spellEnd"/>
+      <w:r>
+        <w:rPr>
+          <w:spacing w:val="-2"/>
+          <w:lang w:val="ru-RU"/>
+        </w:rPr>
+        <w:t xml:space="preserve"> з</w:t>
+      </w:r>
+    </w:p>
+    <w:p>
+      <w:pPr>
+        <w:pStyle w:val="a3"/>
+        <w:rPr>
+          <w:spacing w:val="-2"/>
+          <w:lang w:val="ru-RU"/>
+        </w:rPr>
+      </w:pPr>
+      <w:r>
+        <w:rPr>
+          <w:spacing w:val="-2"/>
+          <w:lang w:val="en-US"/>
+        </w:rPr>
+        <w:t> </w:t>
+      </w:r>
+      <w:r>
+        <w:rPr>
+          <w:spacing w:val="-2"/>
+          <w:lang w:val="ru-RU"/>
+        </w:rPr>
+        <w:t xml:space="preserve"> </w:t>
+      </w:r>
+      <w:r>
+        <w:rPr>
+          <w:spacing w:val="-2"/>
+          <w:lang w:val="en-US"/>
+        </w:rPr>
+        <w:t> </w:t>
+      </w:r>
+      <w:proofErr w:type="spellStart"/>
+      <w:r>
+        <w:rPr>
+          <w:spacing w:val="-2"/>
+          <w:lang w:val="ru-RU"/>
+        </w:rPr>
+        <w:t>подарунком</w:t>
+      </w:r>
+      <w:proofErr w:type="spellEnd"/>
+      <w:r>
+        <w:rPr>
+          <w:spacing w:val="-2"/>
+          <w:lang w:val="ru-RU"/>
+        </w:rPr>
+        <w:t xml:space="preserve"> і святом, а </w:t>
+      </w:r>
+      <w:proofErr w:type="spellStart"/>
+      <w:r>
+        <w:rPr>
+          <w:spacing w:val="-2"/>
+          <w:lang w:val="ru-RU"/>
+        </w:rPr>
+        <w:t>білий</w:t>
+      </w:r>
+      <w:proofErr w:type="spellEnd"/>
+      <w:r>
+        <w:rPr>
+          <w:spacing w:val="-2"/>
+          <w:lang w:val="ru-RU"/>
+        </w:rPr>
+        <w:t xml:space="preserve"> текст на </w:t>
+      </w:r>
+      <w:proofErr w:type="spellStart"/>
+      <w:r>
+        <w:rPr>
+          <w:spacing w:val="-2"/>
+          <w:lang w:val="ru-RU"/>
+        </w:rPr>
+        <w:t>ньому</w:t>
+      </w:r>
+      <w:proofErr w:type="spellEnd"/>
+      <w:r>
+        <w:rPr>
+          <w:spacing w:val="-2"/>
+          <w:lang w:val="ru-RU"/>
+        </w:rPr>
+        <w:t xml:space="preserve"> </w:t>
+      </w:r>
+      <w:proofErr w:type="spellStart"/>
+      <w:r>
+        <w:rPr>
+          <w:spacing w:val="-2"/>
+          <w:lang w:val="ru-RU"/>
+        </w:rPr>
+        <w:t>має</w:t>
+      </w:r>
+      <w:proofErr w:type="spellEnd"/>
+      <w:r>
+        <w:rPr>
+          <w:spacing w:val="-2"/>
+          <w:lang w:val="ru-RU"/>
+        </w:rPr>
+        <w:t xml:space="preserve"> контраст 5.18:1.</w:t>
+      </w:r>
+    </w:p>
+    <w:p>
+      <w:pPr>
+        <w:pStyle w:val="a3"/>
+        <w:rPr>
+          <w:spacing w:val="-2"/>
+          <w:lang w:val="ru-RU"/>
+        </w:rPr>
+      </w:pPr>
+      <w:r>
+        <w:rPr>
+          <w:spacing w:val="-2"/>
+          <w:lang w:val="en-US"/>
+        </w:rPr>
+        <w:t> </w:t>
+      </w:r>
+      <w:r>
+        <w:rPr>
+          <w:spacing w:val="-2"/>
+          <w:lang w:val="ru-RU"/>
+        </w:rPr>
+        <w:t xml:space="preserve"> </w:t>
+      </w:r>
+      <w:r>
+        <w:rPr>
+          <w:spacing w:val="-2"/>
+          <w:lang w:val="en-US"/>
+        </w:rPr>
+        <w:t> Hover</w:t>
+      </w:r>
+      <w:r>
+        <w:rPr>
+          <w:spacing w:val="-2"/>
+          <w:lang w:val="ru-RU"/>
+        </w:rPr>
+        <w:t xml:space="preserve">-стан </w:t>
+      </w:r>
+      <w:proofErr w:type="spellStart"/>
+      <w:r>
+        <w:rPr>
+          <w:spacing w:val="-2"/>
+          <w:lang w:val="ru-RU"/>
+        </w:rPr>
+        <w:t>виразний</w:t>
+      </w:r>
+      <w:proofErr w:type="spellEnd"/>
+      <w:r>
+        <w:rPr>
+          <w:spacing w:val="-2"/>
+          <w:lang w:val="ru-RU"/>
+        </w:rPr>
+        <w:t xml:space="preserve">, </w:t>
+      </w:r>
+      <w:proofErr w:type="spellStart"/>
+      <w:r>
+        <w:rPr>
+          <w:spacing w:val="-2"/>
+          <w:lang w:val="ru-RU"/>
+        </w:rPr>
+        <w:t>але</w:t>
+      </w:r>
+      <w:proofErr w:type="spellEnd"/>
+      <w:r>
+        <w:rPr>
+          <w:spacing w:val="-2"/>
+          <w:lang w:val="ru-RU"/>
+        </w:rPr>
+        <w:t xml:space="preserve"> </w:t>
+      </w:r>
+      <w:proofErr w:type="spellStart"/>
+      <w:r>
+        <w:rPr>
+          <w:spacing w:val="-2"/>
+          <w:lang w:val="ru-RU"/>
+        </w:rPr>
+        <w:t>м'який</w:t>
+      </w:r>
+      <w:proofErr w:type="spellEnd"/>
+      <w:r>
+        <w:rPr>
+          <w:spacing w:val="-2"/>
+          <w:lang w:val="ru-RU"/>
+        </w:rPr>
+        <w:t xml:space="preserve">: кнопка </w:t>
+      </w:r>
+      <w:proofErr w:type="spellStart"/>
+      <w:r>
+        <w:rPr>
+          <w:spacing w:val="-2"/>
+          <w:lang w:val="ru-RU"/>
+        </w:rPr>
+        <w:t>темнішає</w:t>
+      </w:r>
+      <w:proofErr w:type="spellEnd"/>
+      <w:r>
+        <w:rPr>
+          <w:spacing w:val="-2"/>
+          <w:lang w:val="ru-RU"/>
+        </w:rPr>
+        <w:t>,</w:t>
+      </w:r>
+    </w:p>
+    <w:p>
+      <w:pPr>
+        <w:pStyle w:val="a3"/>
+        <w:rPr>
+          <w:spacing w:val="-2"/>
+          <w:lang w:val="ru-RU"/>
+        </w:rPr>
+      </w:pPr>
+      <w:r>
+        <w:rPr>
+          <w:spacing w:val="-2"/>
+          <w:lang w:val="en-US"/>
+        </w:rPr>
+        <w:t> </w:t>
+      </w:r>
+      <w:r>
+        <w:rPr>
+          <w:spacing w:val="-2"/>
+          <w:lang w:val="ru-RU"/>
+        </w:rPr>
+        <w:t xml:space="preserve"> </w:t>
+      </w:r>
+      <w:r>
+        <w:rPr>
+          <w:spacing w:val="-2"/>
+          <w:lang w:val="en-US"/>
+        </w:rPr>
+        <w:t> </w:t>
+      </w:r>
+      <w:r>
+        <w:rPr>
+          <w:spacing w:val="-2"/>
+          <w:lang w:val="ru-RU"/>
+        </w:rPr>
+        <w:t>«</w:t>
+      </w:r>
+      <w:proofErr w:type="spellStart"/>
+      <w:r>
+        <w:rPr>
+          <w:spacing w:val="-2"/>
+          <w:lang w:val="ru-RU"/>
+        </w:rPr>
+        <w:t>піднімається</w:t>
+      </w:r>
+      <w:proofErr w:type="spellEnd"/>
+      <w:r>
+        <w:rPr>
+          <w:spacing w:val="-2"/>
+          <w:lang w:val="ru-RU"/>
+        </w:rPr>
+        <w:t>» на 2</w:t>
+      </w:r>
+      <w:proofErr w:type="spellStart"/>
+      <w:r>
+        <w:rPr>
+          <w:spacing w:val="-2"/>
+          <w:lang w:val="en-US"/>
+        </w:rPr>
+        <w:t>px</w:t>
+      </w:r>
+      <w:proofErr w:type="spellEnd"/>
+      <w:r>
+        <w:rPr>
+          <w:spacing w:val="-2"/>
+          <w:lang w:val="ru-RU"/>
+        </w:rPr>
+        <w:t xml:space="preserve"> </w:t>
+      </w:r>
+      <w:proofErr w:type="spellStart"/>
+      <w:r>
+        <w:rPr>
+          <w:spacing w:val="-2"/>
+          <w:lang w:val="ru-RU"/>
+        </w:rPr>
+        <w:t>із</w:t>
+      </w:r>
+      <w:proofErr w:type="spellEnd"/>
+      <w:r>
+        <w:rPr>
+          <w:spacing w:val="-2"/>
+          <w:lang w:val="ru-RU"/>
+        </w:rPr>
+        <w:t xml:space="preserve"> </w:t>
+      </w:r>
+      <w:proofErr w:type="spellStart"/>
+      <w:r>
+        <w:rPr>
+          <w:spacing w:val="-2"/>
+          <w:lang w:val="ru-RU"/>
+        </w:rPr>
+        <w:t>тінню</w:t>
+      </w:r>
+      <w:proofErr w:type="spellEnd"/>
+      <w:r>
+        <w:rPr>
+          <w:spacing w:val="-2"/>
+          <w:lang w:val="ru-RU"/>
+        </w:rPr>
+        <w:t xml:space="preserve">, а «+» </w:t>
+      </w:r>
+      <w:proofErr w:type="spellStart"/>
+      <w:r>
+        <w:rPr>
+          <w:spacing w:val="-2"/>
+          <w:lang w:val="ru-RU"/>
+        </w:rPr>
+        <w:t>повертається</w:t>
+      </w:r>
+      <w:proofErr w:type="spellEnd"/>
+      <w:r>
+        <w:rPr>
+          <w:spacing w:val="-2"/>
+          <w:lang w:val="ru-RU"/>
+        </w:rPr>
+        <w:t xml:space="preserve"> на 90° —</w:t>
+      </w:r>
+    </w:p>
+    <w:p>
+      <w:pPr>
+        <w:pStyle w:val="a3"/>
+        <w:rPr>
+          <w:spacing w:val="-2"/>
+          <w:lang w:val="ru-RU"/>
+        </w:rPr>
+      </w:pPr>
+      <w:r>
+        <w:rPr>
+          <w:spacing w:val="-2"/>
+          <w:lang w:val="en-US"/>
+        </w:rPr>
+        <w:t> </w:t>
+      </w:r>
+      <w:r>
+        <w:rPr>
+          <w:spacing w:val="-2"/>
+          <w:lang w:val="ru-RU"/>
+        </w:rPr>
+        <w:t xml:space="preserve"> </w:t>
+      </w:r>
+      <w:r>
+        <w:rPr>
+          <w:spacing w:val="-2"/>
+          <w:lang w:val="en-US"/>
+        </w:rPr>
+        <w:t> </w:t>
+      </w:r>
+      <w:proofErr w:type="spellStart"/>
+      <w:r>
+        <w:rPr>
+          <w:spacing w:val="-2"/>
+          <w:lang w:val="ru-RU"/>
+        </w:rPr>
+        <w:t>користувач</w:t>
+      </w:r>
+      <w:proofErr w:type="spellEnd"/>
+      <w:r>
+        <w:rPr>
+          <w:spacing w:val="-2"/>
+          <w:lang w:val="ru-RU"/>
+        </w:rPr>
+        <w:t xml:space="preserve"> </w:t>
+      </w:r>
+      <w:proofErr w:type="spellStart"/>
+      <w:r>
+        <w:rPr>
+          <w:spacing w:val="-2"/>
+          <w:lang w:val="ru-RU"/>
+        </w:rPr>
+        <w:t>отримує</w:t>
+      </w:r>
+      <w:proofErr w:type="spellEnd"/>
+      <w:r>
+        <w:rPr>
+          <w:spacing w:val="-2"/>
+          <w:lang w:val="ru-RU"/>
+        </w:rPr>
+        <w:t xml:space="preserve"> </w:t>
+      </w:r>
+      <w:proofErr w:type="spellStart"/>
+      <w:r>
+        <w:rPr>
+          <w:spacing w:val="-2"/>
+          <w:lang w:val="ru-RU"/>
+        </w:rPr>
+        <w:t>відчутний</w:t>
+      </w:r>
+      <w:proofErr w:type="spellEnd"/>
+      <w:r>
+        <w:rPr>
+          <w:spacing w:val="-2"/>
+          <w:lang w:val="ru-RU"/>
+        </w:rPr>
+        <w:t xml:space="preserve"> </w:t>
+      </w:r>
+      <w:proofErr w:type="spellStart"/>
+      <w:r>
+        <w:rPr>
+          <w:spacing w:val="-2"/>
+          <w:lang w:val="ru-RU"/>
+        </w:rPr>
+        <w:t>відгук</w:t>
+      </w:r>
+      <w:proofErr w:type="spellEnd"/>
+      <w:r>
+        <w:rPr>
+          <w:spacing w:val="-2"/>
+          <w:lang w:val="ru-RU"/>
+        </w:rPr>
+        <w:t xml:space="preserve">, </w:t>
+      </w:r>
+      <w:proofErr w:type="spellStart"/>
+      <w:r>
+        <w:rPr>
+          <w:spacing w:val="-2"/>
+          <w:lang w:val="ru-RU"/>
+        </w:rPr>
+        <w:t>наче</w:t>
+      </w:r>
+      <w:proofErr w:type="spellEnd"/>
+      <w:r>
+        <w:rPr>
+          <w:spacing w:val="-2"/>
+          <w:lang w:val="ru-RU"/>
+        </w:rPr>
+        <w:t xml:space="preserve"> </w:t>
+      </w:r>
+      <w:proofErr w:type="spellStart"/>
+      <w:r>
+        <w:rPr>
+          <w:spacing w:val="-2"/>
+          <w:lang w:val="ru-RU"/>
+        </w:rPr>
+        <w:t>натискає</w:t>
+      </w:r>
+      <w:proofErr w:type="spellEnd"/>
+      <w:r>
+        <w:rPr>
+          <w:spacing w:val="-2"/>
+          <w:lang w:val="ru-RU"/>
+        </w:rPr>
+        <w:t xml:space="preserve"> </w:t>
+      </w:r>
+      <w:proofErr w:type="spellStart"/>
+      <w:r>
+        <w:rPr>
+          <w:spacing w:val="-2"/>
+          <w:lang w:val="ru-RU"/>
+        </w:rPr>
+        <w:t>справжню</w:t>
+      </w:r>
+      <w:proofErr w:type="spellEnd"/>
+      <w:r>
+        <w:rPr>
+          <w:spacing w:val="-2"/>
+          <w:lang w:val="ru-RU"/>
+        </w:rPr>
+        <w:t xml:space="preserve"> кнопку.</w:t>
+      </w:r>
+    </w:p>
+    <w:p>
+      <w:pPr>
+        <w:pStyle w:val="a3"/>
+        <w:rPr>
+          <w:spacing w:val="-2"/>
+          <w:lang w:val="en-US"/>
+        </w:rPr>
+      </w:pPr>
+      <w:r>
+        <w:rPr>
+          <w:spacing w:val="-2"/>
+          <w:lang w:val="en-US"/>
+        </w:rPr>
+        <w:t> </w:t>
+      </w:r>
+      <w:r>
+        <w:rPr>
+          <w:spacing w:val="-2"/>
+          <w:lang w:val="ru-RU"/>
+        </w:rPr>
+        <w:t xml:space="preserve"> </w:t>
+      </w:r>
+      <w:r>
+        <w:rPr>
+          <w:spacing w:val="-2"/>
+          <w:lang w:val="en-US"/>
+        </w:rPr>
+        <w:t> </w:t>
+      </w:r>
+      <w:proofErr w:type="spellStart"/>
+      <w:proofErr w:type="gramStart"/>
+      <w:r>
+        <w:rPr>
+          <w:spacing w:val="-2"/>
+          <w:lang w:val="en-US"/>
+        </w:rPr>
+        <w:t>Для</w:t>
+      </w:r>
+      <w:proofErr w:type="spellEnd"/>
+      <w:r>
+        <w:rPr>
+          <w:spacing w:val="-2"/>
+          <w:lang w:val="en-US"/>
+        </w:rPr>
+        <w:t xml:space="preserve"> :active</w:t>
+      </w:r>
+      <w:proofErr w:type="gramEnd"/>
+      <w:r>
+        <w:rPr>
+          <w:spacing w:val="-2"/>
+          <w:lang w:val="en-US"/>
+        </w:rPr>
+        <w:t xml:space="preserve"> </w:t>
+      </w:r>
+      <w:proofErr w:type="spellStart"/>
+      <w:r>
+        <w:rPr>
+          <w:spacing w:val="-2"/>
+          <w:lang w:val="en-US"/>
+        </w:rPr>
+        <w:t>кнопка</w:t>
+      </w:r>
+      <w:proofErr w:type="spellEnd"/>
+      <w:r>
+        <w:rPr>
+          <w:spacing w:val="-2"/>
+          <w:lang w:val="en-US"/>
+        </w:rPr>
+        <w:t xml:space="preserve"> «</w:t>
+      </w:r>
+      <w:proofErr w:type="spellStart"/>
+      <w:r>
+        <w:rPr>
+          <w:spacing w:val="-2"/>
+          <w:lang w:val="en-US"/>
+        </w:rPr>
+        <w:t>притискається</w:t>
+      </w:r>
+      <w:proofErr w:type="spellEnd"/>
+      <w:r>
+        <w:rPr>
+          <w:spacing w:val="-2"/>
+          <w:lang w:val="en-US"/>
+        </w:rPr>
+        <w:t xml:space="preserve">», </w:t>
+      </w:r>
+      <w:proofErr w:type="spellStart"/>
+      <w:r>
+        <w:rPr>
+          <w:spacing w:val="-2"/>
+          <w:lang w:val="en-US"/>
+        </w:rPr>
+        <w:t>для</w:t>
+      </w:r>
+      <w:proofErr w:type="spellEnd"/>
+      <w:r>
+        <w:rPr>
+          <w:spacing w:val="-2"/>
+          <w:lang w:val="en-US"/>
+        </w:rPr>
+        <w:t xml:space="preserve"> </w:t>
+      </w:r>
+      <w:proofErr w:type="spellStart"/>
+      <w:r>
+        <w:rPr>
+          <w:spacing w:val="-2"/>
+          <w:lang w:val="en-US"/>
+        </w:rPr>
+        <w:t>клавіатури</w:t>
+      </w:r>
+      <w:proofErr w:type="spellEnd"/>
+      <w:r>
+        <w:rPr>
+          <w:spacing w:val="-2"/>
+          <w:lang w:val="en-US"/>
+        </w:rPr>
+        <w:t xml:space="preserve"> є :focus-visible,</w:t>
+      </w:r>
+    </w:p>
+    <w:p>
+      <w:pPr>
+        <w:pStyle w:val="a3"/>
+        <w:rPr>
+          <w:spacing w:val="-2"/>
+          <w:lang w:val="en-US"/>
+        </w:rPr>
+      </w:pPr>
+      <w:r>
+        <w:rPr>
+          <w:spacing w:val="-2"/>
+          <w:lang w:val="en-US"/>
+        </w:rPr>
+        <w:t xml:space="preserve">   а </w:t>
+      </w:r>
+      <w:proofErr w:type="spellStart"/>
+      <w:r>
+        <w:rPr>
+          <w:spacing w:val="-2"/>
+          <w:lang w:val="en-US"/>
+        </w:rPr>
+        <w:t>користувачам</w:t>
+      </w:r>
+      <w:proofErr w:type="spellEnd"/>
+      <w:r>
+        <w:rPr>
+          <w:spacing w:val="-2"/>
+          <w:lang w:val="en-US"/>
+        </w:rPr>
+        <w:t xml:space="preserve"> </w:t>
+      </w:r>
+      <w:proofErr w:type="spellStart"/>
+      <w:r>
+        <w:rPr>
+          <w:spacing w:val="-2"/>
+          <w:lang w:val="en-US"/>
+        </w:rPr>
+        <w:t>із</w:t>
+      </w:r>
+      <w:proofErr w:type="spellEnd"/>
+      <w:r>
+        <w:rPr>
+          <w:spacing w:val="-2"/>
+          <w:lang w:val="en-US"/>
+        </w:rPr>
+        <w:t xml:space="preserve"> prefers-reduced-motion </w:t>
+      </w:r>
+      <w:proofErr w:type="spellStart"/>
+      <w:r>
+        <w:rPr>
+          <w:spacing w:val="-2"/>
+          <w:lang w:val="en-US"/>
+        </w:rPr>
+        <w:t>анімацію</w:t>
+      </w:r>
+      <w:proofErr w:type="spellEnd"/>
+      <w:r>
+        <w:rPr>
+          <w:spacing w:val="-2"/>
+          <w:lang w:val="en-US"/>
+        </w:rPr>
+        <w:t xml:space="preserve"> </w:t>
+      </w:r>
+      <w:proofErr w:type="spellStart"/>
+      <w:r>
+        <w:rPr>
+          <w:spacing w:val="-2"/>
+          <w:lang w:val="en-US"/>
+        </w:rPr>
+        <w:t>вимкнено</w:t>
+      </w:r>
+      <w:proofErr w:type="spellEnd"/>
+      <w:r>
+        <w:rPr>
+          <w:spacing w:val="-2"/>
+          <w:lang w:val="en-US"/>
+        </w:rPr>
+        <w:t>.</w:t>
+      </w:r>
+    </w:p>
+    <w:p>
+      <w:pPr>
+        <w:pStyle w:val="a3"/>
+        <w:rPr>
+          <w:spacing w:val="-2"/>
+          <w:lang w:val="en-US"/>
+        </w:rPr>
+      </w:pPr>
+    </w:p>
+    <w:p>
+      <w:pPr>
+        <w:pStyle w:val="a3"/>
         <w:ind w:firstLine="645"/>
         <w:rPr>
           <w:spacing w:val="-2"/>
-          <w:lang w:val="ru-RU"/>
+          <w:lang w:val="en-US"/>
         </w:rPr>
       </w:pPr>
     </w:p>
@@ -4014,7 +5793,7 @@
         <w:ind w:firstLine="645"/>
         <w:rPr>
           <w:spacing w:val="-2"/>
-          <w:lang w:val="ru-RU"/>
+          <w:lang w:val="en-US"/>
         </w:rPr>
       </w:pPr>
     </w:p>
@@ -4027,93 +5806,36 @@
           <w:lang w:val="ru-RU"/>
         </w:rPr>
       </w:pPr>
-      <w:proofErr w:type="spellStart"/>
-      <w:r>
-        <w:rPr>
-          <w:spacing w:val="-2"/>
-          <w:lang w:val="ru-RU"/>
-        </w:rPr>
-        <w:t>Відступи</w:t>
-      </w:r>
-      <w:proofErr w:type="spellEnd"/>
-      <w:r>
-        <w:rPr>
-          <w:spacing w:val="-2"/>
-          <w:lang w:val="ru-RU"/>
-        </w:rPr>
-        <w:t xml:space="preserve"> </w:t>
-      </w:r>
-      <w:proofErr w:type="spellStart"/>
-      <w:r>
-        <w:rPr>
-          <w:spacing w:val="-2"/>
-          <w:lang w:val="ru-RU"/>
-        </w:rPr>
-        <w:t>зведено</w:t>
-      </w:r>
-      <w:proofErr w:type="spellEnd"/>
-      <w:r>
-        <w:rPr>
-          <w:spacing w:val="-2"/>
-          <w:lang w:val="ru-RU"/>
-        </w:rPr>
-        <w:t xml:space="preserve"> до </w:t>
-      </w:r>
-      <w:proofErr w:type="spellStart"/>
-      <w:r>
-        <w:rPr>
-          <w:spacing w:val="-2"/>
-          <w:lang w:val="ru-RU"/>
-        </w:rPr>
-        <w:t>шкали</w:t>
-      </w:r>
-      <w:proofErr w:type="spellEnd"/>
-      <w:r>
-        <w:rPr>
-          <w:spacing w:val="-2"/>
-          <w:lang w:val="ru-RU"/>
-        </w:rPr>
-        <w:t xml:space="preserve"> 4/8 </w:t>
-      </w:r>
-      <w:proofErr w:type="spellStart"/>
-      <w:r>
-        <w:rPr>
-          <w:spacing w:val="-2"/>
-          <w:lang w:val="en-US"/>
-        </w:rPr>
-        <w:t>px</w:t>
-      </w:r>
-      <w:proofErr w:type="spellEnd"/>
-      <w:r>
-        <w:rPr>
-          <w:spacing w:val="-2"/>
-          <w:lang w:val="ru-RU"/>
-        </w:rPr>
-        <w:t xml:space="preserve">. Форму оформлено </w:t>
-      </w:r>
-      <w:proofErr w:type="spellStart"/>
-      <w:r>
-        <w:rPr>
-          <w:spacing w:val="-2"/>
-          <w:lang w:val="ru-RU"/>
-        </w:rPr>
-        <w:t>окремою</w:t>
-      </w:r>
-      <w:proofErr w:type="spellEnd"/>
-      <w:r>
-        <w:rPr>
-          <w:spacing w:val="-2"/>
-          <w:lang w:val="ru-RU"/>
-        </w:rPr>
-        <w:t xml:space="preserve"> </w:t>
-      </w:r>
-      <w:proofErr w:type="spellStart"/>
-      <w:r>
-        <w:rPr>
-          <w:spacing w:val="-2"/>
-          <w:lang w:val="ru-RU"/>
-        </w:rPr>
-        <w:t>карткою</w:t>
+      <w:r>
+        <w:rPr>
+          <w:spacing w:val="-2"/>
+          <w:lang w:val="ru-RU"/>
+        </w:rPr>
+        <w:t xml:space="preserve">Крок 8. </w:t>
+      </w:r>
+      <w:proofErr w:type="spellStart"/>
+      <w:r>
+        <w:rPr>
+          <w:spacing w:val="-2"/>
+          <w:lang w:val="ru-RU"/>
+        </w:rPr>
+        <w:t>Перевірити</w:t>
+      </w:r>
+      <w:proofErr w:type="spellEnd"/>
+      <w:r>
+        <w:rPr>
+          <w:spacing w:val="-2"/>
+          <w:lang w:val="ru-RU"/>
+        </w:rPr>
+        <w:t xml:space="preserve"> </w:t>
+      </w:r>
+      <w:proofErr w:type="spellStart"/>
+      <w:r>
+        <w:rPr>
+          <w:spacing w:val="-2"/>
+          <w:lang w:val="ru-RU"/>
+        </w:rPr>
+        <w:t>адаптивність</w:t>
       </w:r>
       <w:proofErr w:type="spellEnd"/>
       <w:r>
@@ -4129,72 +5851,89 @@
           <w:spacing w:val="-2"/>
           <w:lang w:val="ru-RU"/>
         </w:rPr>
-        <w:t>Ціни</w:t>
-      </w:r>
-      <w:proofErr w:type="spellEnd"/>
-      <w:r>
-        <w:rPr>
-          <w:spacing w:val="-2"/>
-          <w:lang w:val="ru-RU"/>
-        </w:rPr>
-        <w:t xml:space="preserve"> в </w:t>
-      </w:r>
-      <w:proofErr w:type="spellStart"/>
-      <w:r>
-        <w:rPr>
-          <w:spacing w:val="-2"/>
-          <w:lang w:val="ru-RU"/>
-        </w:rPr>
-        <w:t>картках</w:t>
-      </w:r>
-      <w:proofErr w:type="spellEnd"/>
-      <w:r>
-        <w:rPr>
-          <w:spacing w:val="-2"/>
-          <w:lang w:val="ru-RU"/>
-        </w:rPr>
-        <w:t xml:space="preserve"> </w:t>
-      </w:r>
-      <w:proofErr w:type="spellStart"/>
-      <w:r>
-        <w:rPr>
-          <w:spacing w:val="-2"/>
-          <w:lang w:val="ru-RU"/>
-        </w:rPr>
-        <w:t>вирівняно</w:t>
-      </w:r>
-      <w:proofErr w:type="spellEnd"/>
-      <w:r>
-        <w:rPr>
-          <w:spacing w:val="-2"/>
-          <w:lang w:val="ru-RU"/>
-        </w:rPr>
-        <w:t xml:space="preserve"> по </w:t>
-      </w:r>
-      <w:proofErr w:type="spellStart"/>
-      <w:r>
-        <w:rPr>
-          <w:spacing w:val="-2"/>
-          <w:lang w:val="ru-RU"/>
-        </w:rPr>
-        <w:t>нижньому</w:t>
-      </w:r>
-      <w:proofErr w:type="spellEnd"/>
-      <w:r>
-        <w:rPr>
-          <w:spacing w:val="-2"/>
-          <w:lang w:val="ru-RU"/>
-        </w:rPr>
-        <w:t xml:space="preserve"> краю.</w:t>
-      </w:r>
-    </w:p>
-    <w:p>
-      <w:pPr>
-        <w:pStyle w:val="a3"/>
-        <w:rPr>
-          <w:spacing w:val="-2"/>
-        </w:rPr>
-      </w:pPr>
+        <w:t>Переконайтеся</w:t>
+      </w:r>
+      <w:proofErr w:type="spellEnd"/>
+      <w:r>
+        <w:rPr>
+          <w:spacing w:val="-2"/>
+          <w:lang w:val="ru-RU"/>
+        </w:rPr>
+        <w:t xml:space="preserve">, </w:t>
+      </w:r>
+      <w:proofErr w:type="spellStart"/>
+      <w:r>
+        <w:rPr>
+          <w:spacing w:val="-2"/>
+          <w:lang w:val="ru-RU"/>
+        </w:rPr>
+        <w:t>що</w:t>
+      </w:r>
+      <w:proofErr w:type="spellEnd"/>
+      <w:r>
+        <w:rPr>
+          <w:spacing w:val="-2"/>
+          <w:lang w:val="ru-RU"/>
+        </w:rPr>
+        <w:t xml:space="preserve"> </w:t>
+      </w:r>
+      <w:proofErr w:type="spellStart"/>
+      <w:r>
+        <w:rPr>
+          <w:spacing w:val="-2"/>
+          <w:lang w:val="ru-RU"/>
+        </w:rPr>
+        <w:t>новий</w:t>
+      </w:r>
+      <w:proofErr w:type="spellEnd"/>
+      <w:r>
+        <w:rPr>
+          <w:spacing w:val="-2"/>
+          <w:lang w:val="ru-RU"/>
+        </w:rPr>
+        <w:t xml:space="preserve"> дизайн не </w:t>
+      </w:r>
+      <w:proofErr w:type="spellStart"/>
+      <w:r>
+        <w:rPr>
+          <w:spacing w:val="-2"/>
+          <w:lang w:val="ru-RU"/>
+        </w:rPr>
+        <w:t>зламав</w:t>
+      </w:r>
+      <w:proofErr w:type="spellEnd"/>
+      <w:r>
+        <w:rPr>
+          <w:spacing w:val="-2"/>
+          <w:lang w:val="ru-RU"/>
+        </w:rPr>
+        <w:t xml:space="preserve"> </w:t>
+      </w:r>
+      <w:proofErr w:type="spellStart"/>
+      <w:r>
+        <w:rPr>
+          <w:spacing w:val="-2"/>
+          <w:lang w:val="ru-RU"/>
+        </w:rPr>
+        <w:t>вигляд</w:t>
+      </w:r>
+      <w:proofErr w:type="spellEnd"/>
+      <w:r>
+        <w:rPr>
+          <w:spacing w:val="-2"/>
+          <w:lang w:val="ru-RU"/>
+        </w:rPr>
+        <w:t xml:space="preserve"> на </w:t>
+      </w:r>
+      <w:proofErr w:type="spellStart"/>
+      <w:r>
+        <w:rPr>
+          <w:spacing w:val="-2"/>
+          <w:lang w:val="ru-RU"/>
+        </w:rPr>
+        <w:t>трьох</w:t>
+      </w:r>
+      <w:proofErr w:type="spellEnd"/>
     </w:p>
     <w:p>
       <w:pPr>
@@ -4202,8 +5941,57 @@
         <w:ind w:firstLine="645"/>
         <w:rPr>
           <w:spacing w:val="-2"/>
-        </w:rPr>
-      </w:pPr>
+          <w:lang w:val="ru-RU"/>
+        </w:rPr>
+      </w:pPr>
+      <w:proofErr w:type="spellStart"/>
+      <w:r>
+        <w:rPr>
+          <w:spacing w:val="-2"/>
+          <w:lang w:val="ru-RU"/>
+        </w:rPr>
+        <w:t>breakpoint'ах</w:t>
+      </w:r>
+      <w:proofErr w:type="spellEnd"/>
+      <w:r>
+        <w:rPr>
+          <w:spacing w:val="-2"/>
+          <w:lang w:val="ru-RU"/>
+        </w:rPr>
+        <w:t xml:space="preserve"> </w:t>
+      </w:r>
+      <w:proofErr w:type="spellStart"/>
+      <w:r>
+        <w:rPr>
+          <w:spacing w:val="-2"/>
+          <w:lang w:val="ru-RU"/>
+        </w:rPr>
+        <w:t>із</w:t>
+      </w:r>
+      <w:proofErr w:type="spellEnd"/>
+      <w:r>
+        <w:rPr>
+          <w:spacing w:val="-2"/>
+          <w:lang w:val="ru-RU"/>
+        </w:rPr>
+        <w:t xml:space="preserve"> практикуму 4 (</w:t>
+      </w:r>
+      <w:proofErr w:type="spellStart"/>
+      <w:r>
+        <w:rPr>
+          <w:spacing w:val="-2"/>
+          <w:lang w:val="ru-RU"/>
+        </w:rPr>
+        <w:t>мобільний</w:t>
+      </w:r>
+      <w:proofErr w:type="spellEnd"/>
+      <w:r>
+        <w:rPr>
+          <w:spacing w:val="-2"/>
+          <w:lang w:val="ru-RU"/>
+        </w:rPr>
+        <w:t>/планшет/десктоп).</w:t>
+      </w:r>
     </w:p>
     <w:p>
       <w:pPr>
@@ -4214,134 +6002,6 @@
           <w:lang w:val="ru-RU"/>
         </w:rPr>
       </w:pPr>
-      <w:r>
-        <w:rPr>
-          <w:spacing w:val="-2"/>
-          <w:lang w:val="ru-RU"/>
-        </w:rPr>
-        <w:t xml:space="preserve">Крок 7. </w:t>
-      </w:r>
-      <w:proofErr w:type="spellStart"/>
-      <w:r>
-        <w:rPr>
-          <w:spacing w:val="-2"/>
-          <w:lang w:val="ru-RU"/>
-        </w:rPr>
-        <w:t>Виконати</w:t>
-      </w:r>
-      <w:proofErr w:type="spellEnd"/>
-      <w:r>
-        <w:rPr>
-          <w:spacing w:val="-2"/>
-          <w:lang w:val="ru-RU"/>
-        </w:rPr>
-        <w:t xml:space="preserve"> </w:t>
-      </w:r>
-      <w:proofErr w:type="spellStart"/>
-      <w:r>
-        <w:rPr>
-          <w:spacing w:val="-2"/>
-          <w:lang w:val="ru-RU"/>
-        </w:rPr>
-        <w:t>нечітку</w:t>
-      </w:r>
-      <w:proofErr w:type="spellEnd"/>
-      <w:r>
-        <w:rPr>
-          <w:spacing w:val="-2"/>
-          <w:lang w:val="ru-RU"/>
-        </w:rPr>
-        <w:t xml:space="preserve"> </w:t>
-      </w:r>
-      <w:proofErr w:type="spellStart"/>
-      <w:r>
-        <w:rPr>
-          <w:spacing w:val="-2"/>
-          <w:lang w:val="ru-RU"/>
-        </w:rPr>
-        <w:t>вимогу</w:t>
-      </w:r>
-      <w:proofErr w:type="spellEnd"/>
-      <w:r>
-        <w:rPr>
-          <w:spacing w:val="-2"/>
-          <w:lang w:val="ru-RU"/>
-        </w:rPr>
-        <w:t xml:space="preserve"> й </w:t>
-      </w:r>
-      <w:proofErr w:type="spellStart"/>
-      <w:r>
-        <w:rPr>
-          <w:spacing w:val="-2"/>
-          <w:lang w:val="ru-RU"/>
-        </w:rPr>
-        <w:t>обґрунтувати</w:t>
-      </w:r>
-      <w:proofErr w:type="spellEnd"/>
-      <w:r>
-        <w:rPr>
-          <w:spacing w:val="-2"/>
-          <w:lang w:val="ru-RU"/>
-        </w:rPr>
-        <w:t xml:space="preserve"> </w:t>
-      </w:r>
-      <w:proofErr w:type="spellStart"/>
-      <w:r>
-        <w:rPr>
-          <w:spacing w:val="-2"/>
-          <w:lang w:val="ru-RU"/>
-        </w:rPr>
-        <w:t>рішення</w:t>
-      </w:r>
-      <w:proofErr w:type="spellEnd"/>
-      <w:r>
-        <w:rPr>
-          <w:spacing w:val="-2"/>
-          <w:lang w:val="ru-RU"/>
-        </w:rPr>
-        <w:t xml:space="preserve">. </w:t>
-      </w:r>
-      <w:proofErr w:type="spellStart"/>
-      <w:r>
-        <w:rPr>
-          <w:spacing w:val="-2"/>
-          <w:lang w:val="ru-RU"/>
-        </w:rPr>
-        <w:t>Реалізуйте</w:t>
-      </w:r>
-      <w:proofErr w:type="spellEnd"/>
-      <w:r>
-        <w:rPr>
-          <w:spacing w:val="-2"/>
-          <w:lang w:val="ru-RU"/>
-        </w:rPr>
-        <w:t xml:space="preserve"> </w:t>
-      </w:r>
-      <w:proofErr w:type="spellStart"/>
-      <w:r>
-        <w:rPr>
-          <w:spacing w:val="-2"/>
-          <w:lang w:val="ru-RU"/>
-        </w:rPr>
-        <w:t>своє</w:t>
-      </w:r>
-      <w:proofErr w:type="spellEnd"/>
-      <w:r>
-        <w:rPr>
-          <w:spacing w:val="-2"/>
-          <w:lang w:val="ru-RU"/>
-        </w:rPr>
-        <w:t xml:space="preserve"> </w:t>
-      </w:r>
-      <w:proofErr w:type="spellStart"/>
-      <w:r>
-        <w:rPr>
-          <w:spacing w:val="-2"/>
-          <w:lang w:val="ru-RU"/>
-        </w:rPr>
-        <w:t>тлумачення</w:t>
-      </w:r>
-      <w:proofErr w:type="spellEnd"/>
     </w:p>
     <w:p>
       <w:pPr>
@@ -4352,1661 +6012,9 @@
           <w:lang w:val="ru-RU"/>
         </w:rPr>
       </w:pPr>
-      <w:proofErr w:type="spellStart"/>
-      <w:r>
-        <w:rPr>
-          <w:spacing w:val="-2"/>
-          <w:lang w:val="ru-RU"/>
-        </w:rPr>
-        <w:t>нечіткої</w:t>
-      </w:r>
-      <w:proofErr w:type="spellEnd"/>
-      <w:r>
-        <w:rPr>
-          <w:spacing w:val="-2"/>
-          <w:lang w:val="ru-RU"/>
-        </w:rPr>
-        <w:t xml:space="preserve"> </w:t>
-      </w:r>
-      <w:proofErr w:type="spellStart"/>
-      <w:r>
-        <w:rPr>
-          <w:spacing w:val="-2"/>
-          <w:lang w:val="ru-RU"/>
-        </w:rPr>
-        <w:t>вимоги</w:t>
-      </w:r>
-      <w:proofErr w:type="spellEnd"/>
-      <w:r>
-        <w:rPr>
-          <w:spacing w:val="-2"/>
-          <w:lang w:val="ru-RU"/>
-        </w:rPr>
-        <w:t xml:space="preserve"> </w:t>
-      </w:r>
-      <w:proofErr w:type="spellStart"/>
-      <w:r>
-        <w:rPr>
-          <w:spacing w:val="-2"/>
-          <w:lang w:val="ru-RU"/>
-        </w:rPr>
-        <w:t>варіанта</w:t>
-      </w:r>
-      <w:proofErr w:type="spellEnd"/>
-      <w:r>
-        <w:rPr>
-          <w:spacing w:val="-2"/>
-          <w:lang w:val="ru-RU"/>
-        </w:rPr>
-        <w:t xml:space="preserve">. Додайте короткий </w:t>
-      </w:r>
-      <w:proofErr w:type="spellStart"/>
-      <w:r>
-        <w:rPr>
-          <w:spacing w:val="-2"/>
-          <w:lang w:val="ru-RU"/>
-        </w:rPr>
-        <w:t>коментар</w:t>
-      </w:r>
-      <w:proofErr w:type="spellEnd"/>
-      <w:r>
-        <w:rPr>
-          <w:spacing w:val="-2"/>
-          <w:lang w:val="ru-RU"/>
-        </w:rPr>
-        <w:t xml:space="preserve"> (3-5 </w:t>
-      </w:r>
-      <w:proofErr w:type="spellStart"/>
-      <w:r>
-        <w:rPr>
-          <w:spacing w:val="-2"/>
-          <w:lang w:val="ru-RU"/>
-        </w:rPr>
-        <w:t>речень</w:t>
-      </w:r>
-      <w:proofErr w:type="spellEnd"/>
-      <w:r>
-        <w:rPr>
-          <w:spacing w:val="-2"/>
-          <w:lang w:val="ru-RU"/>
-        </w:rPr>
-        <w:t xml:space="preserve">) </w:t>
-      </w:r>
-      <w:proofErr w:type="spellStart"/>
-      <w:r>
-        <w:rPr>
-          <w:spacing w:val="-2"/>
-          <w:lang w:val="ru-RU"/>
-        </w:rPr>
-        <w:t>безпосередньо</w:t>
-      </w:r>
-      <w:proofErr w:type="spellEnd"/>
-      <w:r>
-        <w:rPr>
-          <w:spacing w:val="-2"/>
-          <w:lang w:val="ru-RU"/>
-        </w:rPr>
-        <w:t xml:space="preserve"> в CSS-файл</w:t>
-      </w:r>
-    </w:p>
-    <w:p>
-      <w:pPr>
-        <w:pStyle w:val="a3"/>
-        <w:ind w:firstLine="645"/>
-        <w:rPr>
-          <w:spacing w:val="-2"/>
-          <w:lang w:val="ru-RU"/>
-        </w:rPr>
-      </w:pPr>
-      <w:r>
-        <w:rPr>
-          <w:spacing w:val="-2"/>
-          <w:lang w:val="ru-RU"/>
-        </w:rPr>
-        <w:t xml:space="preserve">над </w:t>
-      </w:r>
-      <w:proofErr w:type="spellStart"/>
-      <w:r>
-        <w:rPr>
-          <w:spacing w:val="-2"/>
-          <w:lang w:val="ru-RU"/>
-        </w:rPr>
-        <w:t>відповідним</w:t>
-      </w:r>
-      <w:proofErr w:type="spellEnd"/>
-      <w:r>
-        <w:rPr>
-          <w:spacing w:val="-2"/>
-          <w:lang w:val="ru-RU"/>
-        </w:rPr>
-        <w:t xml:space="preserve"> правилом </w:t>
-      </w:r>
-      <w:proofErr w:type="spellStart"/>
-      <w:r>
-        <w:rPr>
-          <w:spacing w:val="-2"/>
-          <w:lang w:val="ru-RU"/>
-        </w:rPr>
-        <w:t>або</w:t>
-      </w:r>
-      <w:proofErr w:type="spellEnd"/>
-      <w:r>
-        <w:rPr>
-          <w:spacing w:val="-2"/>
-          <w:lang w:val="ru-RU"/>
-        </w:rPr>
-        <w:t xml:space="preserve"> в </w:t>
-      </w:r>
-      <w:proofErr w:type="spellStart"/>
-      <w:r>
-        <w:rPr>
-          <w:spacing w:val="-2"/>
-          <w:lang w:val="ru-RU"/>
-        </w:rPr>
-        <w:t>окремий</w:t>
-      </w:r>
-      <w:proofErr w:type="spellEnd"/>
-      <w:r>
-        <w:rPr>
-          <w:spacing w:val="-2"/>
-          <w:lang w:val="ru-RU"/>
-        </w:rPr>
-        <w:t xml:space="preserve"> файл DESIGN.md - </w:t>
-      </w:r>
-      <w:proofErr w:type="spellStart"/>
-      <w:r>
-        <w:rPr>
-          <w:spacing w:val="-2"/>
-          <w:lang w:val="ru-RU"/>
-        </w:rPr>
-        <w:t>поясніть</w:t>
-      </w:r>
-      <w:proofErr w:type="spellEnd"/>
-      <w:r>
-        <w:rPr>
-          <w:spacing w:val="-2"/>
-          <w:lang w:val="ru-RU"/>
-        </w:rPr>
-        <w:t xml:space="preserve">, </w:t>
-      </w:r>
-      <w:proofErr w:type="spellStart"/>
-      <w:r>
-        <w:rPr>
-          <w:spacing w:val="-2"/>
-          <w:lang w:val="ru-RU"/>
-        </w:rPr>
-        <w:t>чому</w:t>
-      </w:r>
-      <w:proofErr w:type="spellEnd"/>
-      <w:r>
-        <w:rPr>
-          <w:spacing w:val="-2"/>
-          <w:lang w:val="ru-RU"/>
-        </w:rPr>
-        <w:t xml:space="preserve"> </w:t>
-      </w:r>
-      <w:proofErr w:type="spellStart"/>
-      <w:r>
-        <w:rPr>
-          <w:spacing w:val="-2"/>
-          <w:lang w:val="ru-RU"/>
-        </w:rPr>
-        <w:t>обране</w:t>
-      </w:r>
-      <w:proofErr w:type="spellEnd"/>
-      <w:r>
-        <w:rPr>
-          <w:spacing w:val="-2"/>
-          <w:lang w:val="ru-RU"/>
-        </w:rPr>
-        <w:t xml:space="preserve"> </w:t>
-      </w:r>
-      <w:proofErr w:type="spellStart"/>
-      <w:r>
-        <w:rPr>
-          <w:spacing w:val="-2"/>
-          <w:lang w:val="ru-RU"/>
-        </w:rPr>
-        <w:t>рішення</w:t>
-      </w:r>
-      <w:proofErr w:type="spellEnd"/>
-    </w:p>
-    <w:p>
-      <w:pPr>
-        <w:pStyle w:val="a3"/>
-        <w:ind w:firstLine="645"/>
-        <w:rPr>
-          <w:spacing w:val="-2"/>
-          <w:lang w:val="ru-RU"/>
-        </w:rPr>
-      </w:pPr>
-      <w:proofErr w:type="spellStart"/>
-      <w:r>
-        <w:rPr>
-          <w:spacing w:val="-2"/>
-          <w:lang w:val="ru-RU"/>
-        </w:rPr>
-        <w:t>відповідає</w:t>
-      </w:r>
-      <w:proofErr w:type="spellEnd"/>
-      <w:r>
-        <w:rPr>
-          <w:spacing w:val="-2"/>
-          <w:lang w:val="ru-RU"/>
-        </w:rPr>
-        <w:t xml:space="preserve"> </w:t>
-      </w:r>
-      <w:proofErr w:type="spellStart"/>
-      <w:r>
-        <w:rPr>
-          <w:spacing w:val="-2"/>
-          <w:lang w:val="ru-RU"/>
-        </w:rPr>
-        <w:t>нечіткій</w:t>
-      </w:r>
-      <w:proofErr w:type="spellEnd"/>
-      <w:r>
-        <w:rPr>
-          <w:spacing w:val="-2"/>
-          <w:lang w:val="ru-RU"/>
-        </w:rPr>
-        <w:t xml:space="preserve"> </w:t>
-      </w:r>
-      <w:proofErr w:type="spellStart"/>
-      <w:r>
-        <w:rPr>
-          <w:spacing w:val="-2"/>
-          <w:lang w:val="ru-RU"/>
-        </w:rPr>
-        <w:t>вимозі</w:t>
-      </w:r>
-      <w:proofErr w:type="spellEnd"/>
-      <w:r>
-        <w:rPr>
-          <w:spacing w:val="-2"/>
-          <w:lang w:val="ru-RU"/>
-        </w:rPr>
-        <w:t>.</w:t>
-      </w:r>
-    </w:p>
-    <w:p>
-      <w:pPr>
-        <w:pStyle w:val="a3"/>
-        <w:rPr>
-          <w:spacing w:val="-2"/>
-          <w:lang w:val="ru-RU"/>
-        </w:rPr>
-      </w:pPr>
-    </w:p>
-    <w:p>
-      <w:pPr>
-        <w:pStyle w:val="a3"/>
-        <w:rPr>
-          <w:spacing w:val="-2"/>
-          <w:lang w:val="ru-RU"/>
-        </w:rPr>
-      </w:pPr>
-      <w:r>
-        <w:rPr>
-          <w:spacing w:val="-2"/>
-          <w:lang w:val="ru-RU"/>
-        </w:rPr>
-        <w:t>НЕЧІТКА ВИМОГА: «</w:t>
-      </w:r>
-      <w:proofErr w:type="spellStart"/>
-      <w:r>
-        <w:rPr>
-          <w:spacing w:val="-2"/>
-          <w:lang w:val="ru-RU"/>
-        </w:rPr>
-        <w:t>має</w:t>
-      </w:r>
-      <w:proofErr w:type="spellEnd"/>
-      <w:r>
-        <w:rPr>
-          <w:spacing w:val="-2"/>
-          <w:lang w:val="ru-RU"/>
-        </w:rPr>
-        <w:t xml:space="preserve"> бути </w:t>
-      </w:r>
-      <w:proofErr w:type="spellStart"/>
-      <w:r>
-        <w:rPr>
-          <w:spacing w:val="-2"/>
-          <w:lang w:val="ru-RU"/>
-        </w:rPr>
-        <w:t>приємно</w:t>
-      </w:r>
-      <w:proofErr w:type="spellEnd"/>
-      <w:r>
-        <w:rPr>
-          <w:spacing w:val="-2"/>
-          <w:lang w:val="ru-RU"/>
-        </w:rPr>
-        <w:t xml:space="preserve"> </w:t>
-      </w:r>
-      <w:proofErr w:type="spellStart"/>
-      <w:r>
-        <w:rPr>
-          <w:spacing w:val="-2"/>
-          <w:lang w:val="ru-RU"/>
-        </w:rPr>
-        <w:t>додавати</w:t>
-      </w:r>
-      <w:proofErr w:type="spellEnd"/>
-      <w:r>
-        <w:rPr>
-          <w:spacing w:val="-2"/>
-          <w:lang w:val="ru-RU"/>
-        </w:rPr>
-        <w:t xml:space="preserve"> </w:t>
-      </w:r>
-      <w:proofErr w:type="spellStart"/>
-      <w:r>
-        <w:rPr>
-          <w:spacing w:val="-2"/>
-          <w:lang w:val="ru-RU"/>
-        </w:rPr>
-        <w:t>нові</w:t>
-      </w:r>
-      <w:proofErr w:type="spellEnd"/>
-      <w:r>
-        <w:rPr>
-          <w:spacing w:val="-2"/>
-          <w:lang w:val="ru-RU"/>
-        </w:rPr>
-        <w:t xml:space="preserve"> </w:t>
-      </w:r>
-      <w:proofErr w:type="spellStart"/>
-      <w:r>
-        <w:rPr>
-          <w:spacing w:val="-2"/>
-          <w:lang w:val="ru-RU"/>
-        </w:rPr>
-        <w:t>бажання</w:t>
-      </w:r>
-      <w:proofErr w:type="spellEnd"/>
-      <w:r>
-        <w:rPr>
-          <w:spacing w:val="-2"/>
-          <w:lang w:val="ru-RU"/>
-        </w:rPr>
-        <w:t>».</w:t>
-      </w:r>
-    </w:p>
-    <w:p>
-      <w:pPr>
-        <w:pStyle w:val="a3"/>
-        <w:rPr>
-          <w:spacing w:val="-2"/>
-          <w:lang w:val="ru-RU"/>
-        </w:rPr>
-      </w:pPr>
-      <w:r>
-        <w:rPr>
-          <w:spacing w:val="-2"/>
-          <w:lang w:val="en-US"/>
-        </w:rPr>
-        <w:t> </w:t>
-      </w:r>
-      <w:r>
-        <w:rPr>
-          <w:spacing w:val="-2"/>
-          <w:lang w:val="ru-RU"/>
-        </w:rPr>
-        <w:t xml:space="preserve"> </w:t>
-      </w:r>
-      <w:r>
-        <w:rPr>
-          <w:spacing w:val="-2"/>
-          <w:lang w:val="en-US"/>
-        </w:rPr>
-        <w:t> </w:t>
-      </w:r>
-      <w:proofErr w:type="spellStart"/>
-      <w:r>
-        <w:rPr>
-          <w:spacing w:val="-2"/>
-          <w:lang w:val="ru-RU"/>
-        </w:rPr>
-        <w:t>Інтерпретація</w:t>
-      </w:r>
-      <w:proofErr w:type="spellEnd"/>
-      <w:r>
-        <w:rPr>
-          <w:spacing w:val="-2"/>
-          <w:lang w:val="ru-RU"/>
-        </w:rPr>
-        <w:t>: кнопка «</w:t>
-      </w:r>
-      <w:proofErr w:type="spellStart"/>
-      <w:r>
-        <w:rPr>
-          <w:spacing w:val="-2"/>
-          <w:lang w:val="ru-RU"/>
-        </w:rPr>
-        <w:t>Додати</w:t>
-      </w:r>
-      <w:proofErr w:type="spellEnd"/>
-      <w:r>
-        <w:rPr>
-          <w:spacing w:val="-2"/>
-          <w:lang w:val="ru-RU"/>
-        </w:rPr>
-        <w:t xml:space="preserve">» — </w:t>
-      </w:r>
-      <w:proofErr w:type="spellStart"/>
-      <w:r>
-        <w:rPr>
-          <w:spacing w:val="-2"/>
-          <w:lang w:val="ru-RU"/>
-        </w:rPr>
-        <w:t>єдиний</w:t>
-      </w:r>
-      <w:proofErr w:type="spellEnd"/>
-      <w:r>
-        <w:rPr>
-          <w:spacing w:val="-2"/>
-          <w:lang w:val="ru-RU"/>
-        </w:rPr>
-        <w:t xml:space="preserve"> </w:t>
-      </w:r>
-      <w:proofErr w:type="spellStart"/>
-      <w:r>
-        <w:rPr>
-          <w:spacing w:val="-2"/>
-          <w:lang w:val="ru-RU"/>
-        </w:rPr>
-        <w:t>елемент</w:t>
-      </w:r>
-      <w:proofErr w:type="spellEnd"/>
-      <w:r>
-        <w:rPr>
-          <w:spacing w:val="-2"/>
-          <w:lang w:val="ru-RU"/>
-        </w:rPr>
-        <w:t xml:space="preserve"> на </w:t>
-      </w:r>
-      <w:proofErr w:type="spellStart"/>
-      <w:r>
-        <w:rPr>
-          <w:spacing w:val="-2"/>
-          <w:lang w:val="ru-RU"/>
-        </w:rPr>
-        <w:t>сторінці</w:t>
-      </w:r>
-      <w:proofErr w:type="spellEnd"/>
-    </w:p>
-    <w:p>
-      <w:pPr>
-        <w:pStyle w:val="a3"/>
-        <w:rPr>
-          <w:spacing w:val="-2"/>
-          <w:lang w:val="ru-RU"/>
-        </w:rPr>
-      </w:pPr>
-      <w:r>
-        <w:rPr>
-          <w:spacing w:val="-2"/>
-          <w:lang w:val="en-US"/>
-        </w:rPr>
-        <w:t> </w:t>
-      </w:r>
-      <w:r>
-        <w:rPr>
-          <w:spacing w:val="-2"/>
-          <w:lang w:val="ru-RU"/>
-        </w:rPr>
-        <w:t xml:space="preserve"> </w:t>
-      </w:r>
-      <w:r>
-        <w:rPr>
-          <w:spacing w:val="-2"/>
-          <w:lang w:val="en-US"/>
-        </w:rPr>
-        <w:t> </w:t>
-      </w:r>
-      <w:r>
-        <w:rPr>
-          <w:spacing w:val="-2"/>
-          <w:lang w:val="ru-RU"/>
-        </w:rPr>
-        <w:t xml:space="preserve">теплого </w:t>
-      </w:r>
-      <w:proofErr w:type="spellStart"/>
-      <w:r>
-        <w:rPr>
-          <w:spacing w:val="-2"/>
-          <w:lang w:val="ru-RU"/>
-        </w:rPr>
-        <w:t>помаранчевого</w:t>
-      </w:r>
-      <w:proofErr w:type="spellEnd"/>
-      <w:r>
-        <w:rPr>
-          <w:spacing w:val="-2"/>
-          <w:lang w:val="ru-RU"/>
-        </w:rPr>
-        <w:t xml:space="preserve"> </w:t>
-      </w:r>
-      <w:proofErr w:type="spellStart"/>
-      <w:r>
-        <w:rPr>
-          <w:spacing w:val="-2"/>
-          <w:lang w:val="ru-RU"/>
-        </w:rPr>
-        <w:t>кольору</w:t>
-      </w:r>
-      <w:proofErr w:type="spellEnd"/>
-      <w:r>
-        <w:rPr>
-          <w:spacing w:val="-2"/>
-          <w:lang w:val="ru-RU"/>
-        </w:rPr>
-        <w:t xml:space="preserve"> (#</w:t>
-      </w:r>
-      <w:r>
-        <w:rPr>
-          <w:spacing w:val="-2"/>
-          <w:lang w:val="en-US"/>
-        </w:rPr>
-        <w:t>C</w:t>
-      </w:r>
-      <w:r>
-        <w:rPr>
-          <w:spacing w:val="-2"/>
-          <w:lang w:val="ru-RU"/>
-        </w:rPr>
-        <w:t>2410</w:t>
-      </w:r>
-      <w:r>
-        <w:rPr>
-          <w:spacing w:val="-2"/>
-          <w:lang w:val="en-US"/>
-        </w:rPr>
-        <w:t>C</w:t>
-      </w:r>
-      <w:r>
-        <w:rPr>
-          <w:spacing w:val="-2"/>
-          <w:lang w:val="ru-RU"/>
-        </w:rPr>
-        <w:t xml:space="preserve">), </w:t>
-      </w:r>
-      <w:proofErr w:type="spellStart"/>
-      <w:r>
-        <w:rPr>
-          <w:spacing w:val="-2"/>
-          <w:lang w:val="ru-RU"/>
-        </w:rPr>
-        <w:t>ті</w:t>
-      </w:r>
-      <w:proofErr w:type="spellEnd"/>
-      <w:r>
-        <w:rPr>
-          <w:spacing w:val="-2"/>
-          <w:lang w:val="ru-RU"/>
-        </w:rPr>
-        <w:t xml:space="preserve"> </w:t>
-      </w:r>
-      <w:proofErr w:type="spellStart"/>
-      <w:r>
-        <w:rPr>
-          <w:spacing w:val="-2"/>
-          <w:lang w:val="ru-RU"/>
-        </w:rPr>
-        <w:t>самі</w:t>
-      </w:r>
-      <w:proofErr w:type="spellEnd"/>
-      <w:r>
-        <w:rPr>
-          <w:spacing w:val="-2"/>
-          <w:lang w:val="ru-RU"/>
-        </w:rPr>
-        <w:t xml:space="preserve"> «10 %» акценту,</w:t>
-      </w:r>
-    </w:p>
-    <w:p>
-      <w:pPr>
-        <w:pStyle w:val="a3"/>
-        <w:rPr>
-          <w:spacing w:val="-2"/>
-          <w:lang w:val="ru-RU"/>
-        </w:rPr>
-      </w:pPr>
-      <w:r>
-        <w:rPr>
-          <w:spacing w:val="-2"/>
-          <w:lang w:val="en-US"/>
-        </w:rPr>
-        <w:t> </w:t>
-      </w:r>
-      <w:r>
-        <w:rPr>
-          <w:spacing w:val="-2"/>
-          <w:lang w:val="ru-RU"/>
-        </w:rPr>
-        <w:t xml:space="preserve"> </w:t>
-      </w:r>
-      <w:r>
-        <w:rPr>
-          <w:spacing w:val="-2"/>
-          <w:lang w:val="en-US"/>
-        </w:rPr>
-        <w:t> </w:t>
-      </w:r>
-      <w:proofErr w:type="spellStart"/>
-      <w:r>
-        <w:rPr>
-          <w:spacing w:val="-2"/>
-          <w:lang w:val="ru-RU"/>
-        </w:rPr>
-        <w:t>тож</w:t>
-      </w:r>
-      <w:proofErr w:type="spellEnd"/>
-      <w:r>
-        <w:rPr>
-          <w:spacing w:val="-2"/>
-          <w:lang w:val="ru-RU"/>
-        </w:rPr>
-        <w:t xml:space="preserve"> око </w:t>
-      </w:r>
-      <w:proofErr w:type="spellStart"/>
-      <w:r>
-        <w:rPr>
-          <w:spacing w:val="-2"/>
-          <w:lang w:val="ru-RU"/>
-        </w:rPr>
-        <w:t>знаходить</w:t>
-      </w:r>
-      <w:proofErr w:type="spellEnd"/>
-      <w:r>
-        <w:rPr>
-          <w:spacing w:val="-2"/>
-          <w:lang w:val="ru-RU"/>
-        </w:rPr>
-        <w:t xml:space="preserve"> </w:t>
-      </w:r>
-      <w:proofErr w:type="spellStart"/>
-      <w:r>
-        <w:rPr>
-          <w:spacing w:val="-2"/>
-          <w:lang w:val="ru-RU"/>
-        </w:rPr>
-        <w:t>її</w:t>
-      </w:r>
-      <w:proofErr w:type="spellEnd"/>
-      <w:r>
-        <w:rPr>
-          <w:spacing w:val="-2"/>
-          <w:lang w:val="ru-RU"/>
-        </w:rPr>
-        <w:t xml:space="preserve"> </w:t>
-      </w:r>
-      <w:proofErr w:type="spellStart"/>
-      <w:r>
-        <w:rPr>
-          <w:spacing w:val="-2"/>
-          <w:lang w:val="ru-RU"/>
-        </w:rPr>
-        <w:t>одразу</w:t>
-      </w:r>
-      <w:proofErr w:type="spellEnd"/>
-      <w:r>
-        <w:rPr>
-          <w:spacing w:val="-2"/>
-          <w:lang w:val="ru-RU"/>
-        </w:rPr>
-        <w:t xml:space="preserve">. </w:t>
-      </w:r>
-      <w:proofErr w:type="spellStart"/>
-      <w:r>
-        <w:rPr>
-          <w:spacing w:val="-2"/>
-          <w:lang w:val="ru-RU"/>
-        </w:rPr>
-        <w:t>Теплий</w:t>
-      </w:r>
-      <w:proofErr w:type="spellEnd"/>
-      <w:r>
-        <w:rPr>
-          <w:spacing w:val="-2"/>
-          <w:lang w:val="ru-RU"/>
-        </w:rPr>
-        <w:t xml:space="preserve"> </w:t>
-      </w:r>
-      <w:proofErr w:type="spellStart"/>
-      <w:r>
-        <w:rPr>
-          <w:spacing w:val="-2"/>
-          <w:lang w:val="ru-RU"/>
-        </w:rPr>
-        <w:t>відтінок</w:t>
-      </w:r>
-      <w:proofErr w:type="spellEnd"/>
-      <w:r>
-        <w:rPr>
-          <w:spacing w:val="-2"/>
-          <w:lang w:val="ru-RU"/>
-        </w:rPr>
-        <w:t xml:space="preserve"> </w:t>
-      </w:r>
-      <w:proofErr w:type="spellStart"/>
-      <w:r>
-        <w:rPr>
-          <w:spacing w:val="-2"/>
-          <w:lang w:val="ru-RU"/>
-        </w:rPr>
-        <w:t>асоціюється</w:t>
-      </w:r>
-      <w:proofErr w:type="spellEnd"/>
-      <w:r>
-        <w:rPr>
-          <w:spacing w:val="-2"/>
-          <w:lang w:val="ru-RU"/>
-        </w:rPr>
-        <w:t xml:space="preserve"> з</w:t>
-      </w:r>
-    </w:p>
-    <w:p>
-      <w:pPr>
-        <w:pStyle w:val="a3"/>
-        <w:rPr>
-          <w:spacing w:val="-2"/>
-          <w:lang w:val="ru-RU"/>
-        </w:rPr>
-      </w:pPr>
-      <w:r>
-        <w:rPr>
-          <w:spacing w:val="-2"/>
-          <w:lang w:val="en-US"/>
-        </w:rPr>
-        <w:t> </w:t>
-      </w:r>
-      <w:r>
-        <w:rPr>
-          <w:spacing w:val="-2"/>
-          <w:lang w:val="ru-RU"/>
-        </w:rPr>
-        <w:t xml:space="preserve"> </w:t>
-      </w:r>
-      <w:r>
-        <w:rPr>
-          <w:spacing w:val="-2"/>
-          <w:lang w:val="en-US"/>
-        </w:rPr>
-        <w:t> </w:t>
-      </w:r>
-      <w:proofErr w:type="spellStart"/>
-      <w:r>
-        <w:rPr>
-          <w:spacing w:val="-2"/>
-          <w:lang w:val="ru-RU"/>
-        </w:rPr>
-        <w:t>подарунком</w:t>
-      </w:r>
-      <w:proofErr w:type="spellEnd"/>
-      <w:r>
-        <w:rPr>
-          <w:spacing w:val="-2"/>
-          <w:lang w:val="ru-RU"/>
-        </w:rPr>
-        <w:t xml:space="preserve"> і святом, а </w:t>
-      </w:r>
-      <w:proofErr w:type="spellStart"/>
-      <w:r>
-        <w:rPr>
-          <w:spacing w:val="-2"/>
-          <w:lang w:val="ru-RU"/>
-        </w:rPr>
-        <w:t>білий</w:t>
-      </w:r>
-      <w:proofErr w:type="spellEnd"/>
-      <w:r>
-        <w:rPr>
-          <w:spacing w:val="-2"/>
-          <w:lang w:val="ru-RU"/>
-        </w:rPr>
-        <w:t xml:space="preserve"> текст на </w:t>
-      </w:r>
-      <w:proofErr w:type="spellStart"/>
-      <w:r>
-        <w:rPr>
-          <w:spacing w:val="-2"/>
-          <w:lang w:val="ru-RU"/>
-        </w:rPr>
-        <w:t>ньому</w:t>
-      </w:r>
-      <w:proofErr w:type="spellEnd"/>
-      <w:r>
-        <w:rPr>
-          <w:spacing w:val="-2"/>
-          <w:lang w:val="ru-RU"/>
-        </w:rPr>
-        <w:t xml:space="preserve"> </w:t>
-      </w:r>
-      <w:proofErr w:type="spellStart"/>
-      <w:r>
-        <w:rPr>
-          <w:spacing w:val="-2"/>
-          <w:lang w:val="ru-RU"/>
-        </w:rPr>
-        <w:t>має</w:t>
-      </w:r>
-      <w:proofErr w:type="spellEnd"/>
-      <w:r>
-        <w:rPr>
-          <w:spacing w:val="-2"/>
-          <w:lang w:val="ru-RU"/>
-        </w:rPr>
-        <w:t xml:space="preserve"> контраст 5.18:1.</w:t>
-      </w:r>
-    </w:p>
-    <w:p>
-      <w:pPr>
-        <w:pStyle w:val="a3"/>
-        <w:rPr>
-          <w:spacing w:val="-2"/>
-          <w:lang w:val="ru-RU"/>
-        </w:rPr>
-      </w:pPr>
-      <w:r>
-        <w:rPr>
-          <w:spacing w:val="-2"/>
-          <w:lang w:val="en-US"/>
-        </w:rPr>
-        <w:t> </w:t>
-      </w:r>
-      <w:r>
-        <w:rPr>
-          <w:spacing w:val="-2"/>
-          <w:lang w:val="ru-RU"/>
-        </w:rPr>
-        <w:t xml:space="preserve"> </w:t>
-      </w:r>
-      <w:r>
-        <w:rPr>
-          <w:spacing w:val="-2"/>
-          <w:lang w:val="en-US"/>
-        </w:rPr>
-        <w:t> Hover</w:t>
-      </w:r>
-      <w:r>
-        <w:rPr>
-          <w:spacing w:val="-2"/>
-          <w:lang w:val="ru-RU"/>
-        </w:rPr>
-        <w:t xml:space="preserve">-стан </w:t>
-      </w:r>
-      <w:proofErr w:type="spellStart"/>
-      <w:r>
-        <w:rPr>
-          <w:spacing w:val="-2"/>
-          <w:lang w:val="ru-RU"/>
-        </w:rPr>
-        <w:t>виразний</w:t>
-      </w:r>
-      <w:proofErr w:type="spellEnd"/>
-      <w:r>
-        <w:rPr>
-          <w:spacing w:val="-2"/>
-          <w:lang w:val="ru-RU"/>
-        </w:rPr>
-        <w:t xml:space="preserve">, </w:t>
-      </w:r>
-      <w:proofErr w:type="spellStart"/>
-      <w:r>
-        <w:rPr>
-          <w:spacing w:val="-2"/>
-          <w:lang w:val="ru-RU"/>
-        </w:rPr>
-        <w:t>але</w:t>
-      </w:r>
-      <w:proofErr w:type="spellEnd"/>
-      <w:r>
-        <w:rPr>
-          <w:spacing w:val="-2"/>
-          <w:lang w:val="ru-RU"/>
-        </w:rPr>
-        <w:t xml:space="preserve"> </w:t>
-      </w:r>
-      <w:proofErr w:type="spellStart"/>
-      <w:r>
-        <w:rPr>
-          <w:spacing w:val="-2"/>
-          <w:lang w:val="ru-RU"/>
-        </w:rPr>
-        <w:t>м'який</w:t>
-      </w:r>
-      <w:proofErr w:type="spellEnd"/>
-      <w:r>
-        <w:rPr>
-          <w:spacing w:val="-2"/>
-          <w:lang w:val="ru-RU"/>
-        </w:rPr>
-        <w:t xml:space="preserve">: кнопка </w:t>
-      </w:r>
-      <w:proofErr w:type="spellStart"/>
-      <w:r>
-        <w:rPr>
-          <w:spacing w:val="-2"/>
-          <w:lang w:val="ru-RU"/>
-        </w:rPr>
-        <w:t>темнішає</w:t>
-      </w:r>
-      <w:proofErr w:type="spellEnd"/>
-      <w:r>
-        <w:rPr>
-          <w:spacing w:val="-2"/>
-          <w:lang w:val="ru-RU"/>
-        </w:rPr>
-        <w:t>,</w:t>
-      </w:r>
-    </w:p>
-    <w:p>
-      <w:pPr>
-        <w:pStyle w:val="a3"/>
-        <w:rPr>
-          <w:spacing w:val="-2"/>
-          <w:lang w:val="ru-RU"/>
-        </w:rPr>
-      </w:pPr>
-      <w:r>
-        <w:rPr>
-          <w:spacing w:val="-2"/>
-          <w:lang w:val="en-US"/>
-        </w:rPr>
-        <w:t> </w:t>
-      </w:r>
-      <w:r>
-        <w:rPr>
-          <w:spacing w:val="-2"/>
-          <w:lang w:val="ru-RU"/>
-        </w:rPr>
-        <w:t xml:space="preserve"> </w:t>
-      </w:r>
-      <w:r>
-        <w:rPr>
-          <w:spacing w:val="-2"/>
-          <w:lang w:val="en-US"/>
-        </w:rPr>
-        <w:t> </w:t>
-      </w:r>
-      <w:r>
-        <w:rPr>
-          <w:spacing w:val="-2"/>
-          <w:lang w:val="ru-RU"/>
-        </w:rPr>
-        <w:t>«</w:t>
-      </w:r>
-      <w:proofErr w:type="spellStart"/>
-      <w:r>
-        <w:rPr>
-          <w:spacing w:val="-2"/>
-          <w:lang w:val="ru-RU"/>
-        </w:rPr>
-        <w:t>піднімається</w:t>
-      </w:r>
-      <w:proofErr w:type="spellEnd"/>
-      <w:r>
-        <w:rPr>
-          <w:spacing w:val="-2"/>
-          <w:lang w:val="ru-RU"/>
-        </w:rPr>
-        <w:t>» на 2</w:t>
-      </w:r>
-      <w:proofErr w:type="spellStart"/>
-      <w:r>
-        <w:rPr>
-          <w:spacing w:val="-2"/>
-          <w:lang w:val="en-US"/>
-        </w:rPr>
-        <w:t>px</w:t>
-      </w:r>
-      <w:proofErr w:type="spellEnd"/>
-      <w:r>
-        <w:rPr>
-          <w:spacing w:val="-2"/>
-          <w:lang w:val="ru-RU"/>
-        </w:rPr>
-        <w:t xml:space="preserve"> </w:t>
-      </w:r>
-      <w:proofErr w:type="spellStart"/>
-      <w:r>
-        <w:rPr>
-          <w:spacing w:val="-2"/>
-          <w:lang w:val="ru-RU"/>
-        </w:rPr>
-        <w:t>із</w:t>
-      </w:r>
-      <w:proofErr w:type="spellEnd"/>
-      <w:r>
-        <w:rPr>
-          <w:spacing w:val="-2"/>
-          <w:lang w:val="ru-RU"/>
-        </w:rPr>
-        <w:t xml:space="preserve"> </w:t>
-      </w:r>
-      <w:proofErr w:type="spellStart"/>
-      <w:r>
-        <w:rPr>
-          <w:spacing w:val="-2"/>
-          <w:lang w:val="ru-RU"/>
-        </w:rPr>
-        <w:t>тінню</w:t>
-      </w:r>
-      <w:proofErr w:type="spellEnd"/>
-      <w:r>
-        <w:rPr>
-          <w:spacing w:val="-2"/>
-          <w:lang w:val="ru-RU"/>
-        </w:rPr>
-        <w:t xml:space="preserve">, а «+» </w:t>
-      </w:r>
-      <w:proofErr w:type="spellStart"/>
-      <w:r>
-        <w:rPr>
-          <w:spacing w:val="-2"/>
-          <w:lang w:val="ru-RU"/>
-        </w:rPr>
-        <w:t>повертається</w:t>
-      </w:r>
-      <w:proofErr w:type="spellEnd"/>
-      <w:r>
-        <w:rPr>
-          <w:spacing w:val="-2"/>
-          <w:lang w:val="ru-RU"/>
-        </w:rPr>
-        <w:t xml:space="preserve"> на 90° —</w:t>
-      </w:r>
-    </w:p>
-    <w:p>
-      <w:pPr>
-        <w:pStyle w:val="a3"/>
-        <w:rPr>
-          <w:spacing w:val="-2"/>
-          <w:lang w:val="ru-RU"/>
-        </w:rPr>
-      </w:pPr>
-      <w:r>
-        <w:rPr>
-          <w:spacing w:val="-2"/>
-          <w:lang w:val="en-US"/>
-        </w:rPr>
-        <w:t> </w:t>
-      </w:r>
-      <w:r>
-        <w:rPr>
-          <w:spacing w:val="-2"/>
-          <w:lang w:val="ru-RU"/>
-        </w:rPr>
-        <w:t xml:space="preserve"> </w:t>
-      </w:r>
-      <w:r>
-        <w:rPr>
-          <w:spacing w:val="-2"/>
-          <w:lang w:val="en-US"/>
-        </w:rPr>
-        <w:t> </w:t>
-      </w:r>
-      <w:proofErr w:type="spellStart"/>
-      <w:r>
-        <w:rPr>
-          <w:spacing w:val="-2"/>
-          <w:lang w:val="ru-RU"/>
-        </w:rPr>
-        <w:t>користувач</w:t>
-      </w:r>
-      <w:proofErr w:type="spellEnd"/>
-      <w:r>
-        <w:rPr>
-          <w:spacing w:val="-2"/>
-          <w:lang w:val="ru-RU"/>
-        </w:rPr>
-        <w:t xml:space="preserve"> </w:t>
-      </w:r>
-      <w:proofErr w:type="spellStart"/>
-      <w:r>
-        <w:rPr>
-          <w:spacing w:val="-2"/>
-          <w:lang w:val="ru-RU"/>
-        </w:rPr>
-        <w:t>отримує</w:t>
-      </w:r>
-      <w:proofErr w:type="spellEnd"/>
-      <w:r>
-        <w:rPr>
-          <w:spacing w:val="-2"/>
-          <w:lang w:val="ru-RU"/>
-        </w:rPr>
-        <w:t xml:space="preserve"> </w:t>
-      </w:r>
-      <w:proofErr w:type="spellStart"/>
-      <w:r>
-        <w:rPr>
-          <w:spacing w:val="-2"/>
-          <w:lang w:val="ru-RU"/>
-        </w:rPr>
-        <w:t>відчутний</w:t>
-      </w:r>
-      <w:proofErr w:type="spellEnd"/>
-      <w:r>
-        <w:rPr>
-          <w:spacing w:val="-2"/>
-          <w:lang w:val="ru-RU"/>
-        </w:rPr>
-        <w:t xml:space="preserve"> </w:t>
-      </w:r>
-      <w:proofErr w:type="spellStart"/>
-      <w:r>
-        <w:rPr>
-          <w:spacing w:val="-2"/>
-          <w:lang w:val="ru-RU"/>
-        </w:rPr>
-        <w:t>відгук</w:t>
-      </w:r>
-      <w:proofErr w:type="spellEnd"/>
-      <w:r>
-        <w:rPr>
-          <w:spacing w:val="-2"/>
-          <w:lang w:val="ru-RU"/>
-        </w:rPr>
-        <w:t xml:space="preserve">, </w:t>
-      </w:r>
-      <w:proofErr w:type="spellStart"/>
-      <w:r>
-        <w:rPr>
-          <w:spacing w:val="-2"/>
-          <w:lang w:val="ru-RU"/>
-        </w:rPr>
-        <w:t>наче</w:t>
-      </w:r>
-      <w:proofErr w:type="spellEnd"/>
-      <w:r>
-        <w:rPr>
-          <w:spacing w:val="-2"/>
-          <w:lang w:val="ru-RU"/>
-        </w:rPr>
-        <w:t xml:space="preserve"> </w:t>
-      </w:r>
-      <w:proofErr w:type="spellStart"/>
-      <w:r>
-        <w:rPr>
-          <w:spacing w:val="-2"/>
-          <w:lang w:val="ru-RU"/>
-        </w:rPr>
-        <w:t>натискає</w:t>
-      </w:r>
-      <w:proofErr w:type="spellEnd"/>
-      <w:r>
-        <w:rPr>
-          <w:spacing w:val="-2"/>
-          <w:lang w:val="ru-RU"/>
-        </w:rPr>
-        <w:t xml:space="preserve"> </w:t>
-      </w:r>
-      <w:proofErr w:type="spellStart"/>
-      <w:r>
-        <w:rPr>
-          <w:spacing w:val="-2"/>
-          <w:lang w:val="ru-RU"/>
-        </w:rPr>
-        <w:t>справжню</w:t>
-      </w:r>
-      <w:proofErr w:type="spellEnd"/>
-      <w:r>
-        <w:rPr>
-          <w:spacing w:val="-2"/>
-          <w:lang w:val="ru-RU"/>
-        </w:rPr>
-        <w:t xml:space="preserve"> кнопку.</w:t>
-      </w:r>
-    </w:p>
-    <w:p>
-      <w:pPr>
-        <w:pStyle w:val="a3"/>
-        <w:rPr>
-          <w:spacing w:val="-2"/>
-          <w:lang w:val="en-US"/>
-        </w:rPr>
-      </w:pPr>
-      <w:r>
-        <w:rPr>
-          <w:spacing w:val="-2"/>
-          <w:lang w:val="en-US"/>
-        </w:rPr>
-        <w:t> </w:t>
-      </w:r>
-      <w:r>
-        <w:rPr>
-          <w:spacing w:val="-2"/>
-          <w:lang w:val="ru-RU"/>
-        </w:rPr>
-        <w:t xml:space="preserve"> </w:t>
-      </w:r>
-      <w:r>
-        <w:rPr>
-          <w:spacing w:val="-2"/>
-          <w:lang w:val="en-US"/>
-        </w:rPr>
-        <w:t> </w:t>
-      </w:r>
-      <w:proofErr w:type="spellStart"/>
-      <w:proofErr w:type="gramStart"/>
-      <w:r>
-        <w:rPr>
-          <w:spacing w:val="-2"/>
-          <w:lang w:val="en-US"/>
-        </w:rPr>
-        <w:t>Для</w:t>
-      </w:r>
-      <w:proofErr w:type="spellEnd"/>
-      <w:r>
-        <w:rPr>
-          <w:spacing w:val="-2"/>
-          <w:lang w:val="en-US"/>
-        </w:rPr>
-        <w:t xml:space="preserve"> :active</w:t>
-      </w:r>
-      <w:proofErr w:type="gramEnd"/>
-      <w:r>
-        <w:rPr>
-          <w:spacing w:val="-2"/>
-          <w:lang w:val="en-US"/>
-        </w:rPr>
-        <w:t xml:space="preserve"> </w:t>
-      </w:r>
-      <w:proofErr w:type="spellStart"/>
-      <w:r>
-        <w:rPr>
-          <w:spacing w:val="-2"/>
-          <w:lang w:val="en-US"/>
-        </w:rPr>
-        <w:t>кнопка</w:t>
-      </w:r>
-      <w:proofErr w:type="spellEnd"/>
-      <w:r>
-        <w:rPr>
-          <w:spacing w:val="-2"/>
-          <w:lang w:val="en-US"/>
-        </w:rPr>
-        <w:t xml:space="preserve"> «</w:t>
-      </w:r>
-      <w:proofErr w:type="spellStart"/>
-      <w:r>
-        <w:rPr>
-          <w:spacing w:val="-2"/>
-          <w:lang w:val="en-US"/>
-        </w:rPr>
-        <w:t>притискається</w:t>
-      </w:r>
-      <w:proofErr w:type="spellEnd"/>
-      <w:r>
-        <w:rPr>
-          <w:spacing w:val="-2"/>
-          <w:lang w:val="en-US"/>
-        </w:rPr>
-        <w:t xml:space="preserve">», </w:t>
-      </w:r>
-      <w:proofErr w:type="spellStart"/>
-      <w:r>
-        <w:rPr>
-          <w:spacing w:val="-2"/>
-          <w:lang w:val="en-US"/>
-        </w:rPr>
-        <w:t>для</w:t>
-      </w:r>
-      <w:proofErr w:type="spellEnd"/>
-      <w:r>
-        <w:rPr>
-          <w:spacing w:val="-2"/>
-          <w:lang w:val="en-US"/>
-        </w:rPr>
-        <w:t xml:space="preserve"> </w:t>
-      </w:r>
-      <w:proofErr w:type="spellStart"/>
-      <w:r>
-        <w:rPr>
-          <w:spacing w:val="-2"/>
-          <w:lang w:val="en-US"/>
-        </w:rPr>
-        <w:t>клавіатури</w:t>
-      </w:r>
-      <w:proofErr w:type="spellEnd"/>
-      <w:r>
-        <w:rPr>
-          <w:spacing w:val="-2"/>
-          <w:lang w:val="en-US"/>
-        </w:rPr>
-        <w:t xml:space="preserve"> є :focus-visible,</w:t>
-      </w:r>
-    </w:p>
-    <w:p>
-      <w:pPr>
-        <w:pStyle w:val="a3"/>
-        <w:rPr>
-          <w:spacing w:val="-2"/>
-          <w:lang w:val="en-US"/>
-        </w:rPr>
-      </w:pPr>
-      <w:r>
-        <w:rPr>
-          <w:spacing w:val="-2"/>
-          <w:lang w:val="en-US"/>
-        </w:rPr>
-        <w:t xml:space="preserve">   а </w:t>
-      </w:r>
-      <w:proofErr w:type="spellStart"/>
-      <w:r>
-        <w:rPr>
-          <w:spacing w:val="-2"/>
-          <w:lang w:val="en-US"/>
-        </w:rPr>
-        <w:t>користувачам</w:t>
-      </w:r>
-      <w:proofErr w:type="spellEnd"/>
-      <w:r>
-        <w:rPr>
-          <w:spacing w:val="-2"/>
-          <w:lang w:val="en-US"/>
-        </w:rPr>
-        <w:t xml:space="preserve"> </w:t>
-      </w:r>
-      <w:proofErr w:type="spellStart"/>
-      <w:r>
-        <w:rPr>
-          <w:spacing w:val="-2"/>
-          <w:lang w:val="en-US"/>
-        </w:rPr>
-        <w:t>із</w:t>
-      </w:r>
-      <w:proofErr w:type="spellEnd"/>
-      <w:r>
-        <w:rPr>
-          <w:spacing w:val="-2"/>
-          <w:lang w:val="en-US"/>
-        </w:rPr>
-        <w:t xml:space="preserve"> prefers-reduced-motion </w:t>
-      </w:r>
-      <w:proofErr w:type="spellStart"/>
-      <w:r>
-        <w:rPr>
-          <w:spacing w:val="-2"/>
-          <w:lang w:val="en-US"/>
-        </w:rPr>
-        <w:t>анімацію</w:t>
-      </w:r>
-      <w:proofErr w:type="spellEnd"/>
-      <w:r>
-        <w:rPr>
-          <w:spacing w:val="-2"/>
-          <w:lang w:val="en-US"/>
-        </w:rPr>
-        <w:t xml:space="preserve"> </w:t>
-      </w:r>
-      <w:proofErr w:type="spellStart"/>
-      <w:r>
-        <w:rPr>
-          <w:spacing w:val="-2"/>
-          <w:lang w:val="en-US"/>
-        </w:rPr>
-        <w:t>вимкнено</w:t>
-      </w:r>
-      <w:proofErr w:type="spellEnd"/>
-      <w:r>
-        <w:rPr>
-          <w:spacing w:val="-2"/>
-          <w:lang w:val="en-US"/>
-        </w:rPr>
-        <w:t>.</w:t>
-      </w:r>
-    </w:p>
-    <w:p>
-      <w:pPr>
-        <w:pStyle w:val="a3"/>
-        <w:rPr>
-          <w:spacing w:val="-2"/>
-          <w:lang w:val="en-US"/>
-        </w:rPr>
-      </w:pPr>
-    </w:p>
-    <w:p>
-      <w:pPr>
-        <w:pStyle w:val="a3"/>
-        <w:ind w:firstLine="645"/>
-        <w:rPr>
-          <w:spacing w:val="-2"/>
-          <w:lang w:val="en-US"/>
-        </w:rPr>
-      </w:pPr>
-    </w:p>
-    <w:p>
-      <w:pPr>
-        <w:pStyle w:val="a3"/>
-        <w:ind w:firstLine="645"/>
-        <w:rPr>
-          <w:spacing w:val="-2"/>
-          <w:lang w:val="en-US"/>
-        </w:rPr>
-      </w:pPr>
-    </w:p>
-    <w:p>
-      <w:pPr>
-        <w:pStyle w:val="a3"/>
-        <w:ind w:firstLine="645"/>
-        <w:rPr>
-          <w:spacing w:val="-2"/>
-          <w:lang w:val="ru-RU"/>
-        </w:rPr>
-      </w:pPr>
-      <w:r>
-        <w:rPr>
-          <w:spacing w:val="-2"/>
-          <w:lang w:val="ru-RU"/>
-        </w:rPr>
-        <w:t xml:space="preserve">Крок 8. </w:t>
-      </w:r>
-      <w:proofErr w:type="spellStart"/>
-      <w:r>
-        <w:rPr>
-          <w:spacing w:val="-2"/>
-          <w:lang w:val="ru-RU"/>
-        </w:rPr>
-        <w:t>Перевірити</w:t>
-      </w:r>
-      <w:proofErr w:type="spellEnd"/>
-      <w:r>
-        <w:rPr>
-          <w:spacing w:val="-2"/>
-          <w:lang w:val="ru-RU"/>
-        </w:rPr>
-        <w:t xml:space="preserve"> </w:t>
-      </w:r>
-      <w:proofErr w:type="spellStart"/>
-      <w:r>
-        <w:rPr>
-          <w:spacing w:val="-2"/>
-          <w:lang w:val="ru-RU"/>
-        </w:rPr>
-        <w:t>адаптивність</w:t>
-      </w:r>
-      <w:proofErr w:type="spellEnd"/>
-      <w:r>
-        <w:rPr>
-          <w:spacing w:val="-2"/>
-          <w:lang w:val="ru-RU"/>
-        </w:rPr>
-        <w:t xml:space="preserve">. </w:t>
-      </w:r>
-      <w:proofErr w:type="spellStart"/>
-      <w:r>
-        <w:rPr>
-          <w:spacing w:val="-2"/>
-          <w:lang w:val="ru-RU"/>
-        </w:rPr>
-        <w:t>Переконайтеся</w:t>
-      </w:r>
-      <w:proofErr w:type="spellEnd"/>
-      <w:r>
-        <w:rPr>
-          <w:spacing w:val="-2"/>
-          <w:lang w:val="ru-RU"/>
-        </w:rPr>
-        <w:t xml:space="preserve">, </w:t>
-      </w:r>
-      <w:proofErr w:type="spellStart"/>
-      <w:r>
-        <w:rPr>
-          <w:spacing w:val="-2"/>
-          <w:lang w:val="ru-RU"/>
-        </w:rPr>
-        <w:t>що</w:t>
-      </w:r>
-      <w:proofErr w:type="spellEnd"/>
-      <w:r>
-        <w:rPr>
-          <w:spacing w:val="-2"/>
-          <w:lang w:val="ru-RU"/>
-        </w:rPr>
-        <w:t xml:space="preserve"> </w:t>
-      </w:r>
-      <w:proofErr w:type="spellStart"/>
-      <w:r>
-        <w:rPr>
-          <w:spacing w:val="-2"/>
-          <w:lang w:val="ru-RU"/>
-        </w:rPr>
-        <w:t>новий</w:t>
-      </w:r>
-      <w:proofErr w:type="spellEnd"/>
-      <w:r>
-        <w:rPr>
-          <w:spacing w:val="-2"/>
-          <w:lang w:val="ru-RU"/>
-        </w:rPr>
-        <w:t xml:space="preserve"> дизайн не </w:t>
-      </w:r>
-      <w:proofErr w:type="spellStart"/>
-      <w:r>
-        <w:rPr>
-          <w:spacing w:val="-2"/>
-          <w:lang w:val="ru-RU"/>
-        </w:rPr>
-        <w:t>зламав</w:t>
-      </w:r>
-      <w:proofErr w:type="spellEnd"/>
-      <w:r>
-        <w:rPr>
-          <w:spacing w:val="-2"/>
-          <w:lang w:val="ru-RU"/>
-        </w:rPr>
-        <w:t xml:space="preserve"> </w:t>
-      </w:r>
-      <w:proofErr w:type="spellStart"/>
-      <w:r>
-        <w:rPr>
-          <w:spacing w:val="-2"/>
-          <w:lang w:val="ru-RU"/>
-        </w:rPr>
-        <w:t>вигляд</w:t>
-      </w:r>
-      <w:proofErr w:type="spellEnd"/>
-      <w:r>
-        <w:rPr>
-          <w:spacing w:val="-2"/>
-          <w:lang w:val="ru-RU"/>
-        </w:rPr>
-        <w:t xml:space="preserve"> на </w:t>
-      </w:r>
-      <w:proofErr w:type="spellStart"/>
-      <w:r>
-        <w:rPr>
-          <w:spacing w:val="-2"/>
-          <w:lang w:val="ru-RU"/>
-        </w:rPr>
-        <w:t>трьох</w:t>
-      </w:r>
-      <w:proofErr w:type="spellEnd"/>
-    </w:p>
-    <w:p>
-      <w:pPr>
-        <w:pStyle w:val="a3"/>
-        <w:ind w:firstLine="645"/>
-        <w:rPr>
-          <w:spacing w:val="-2"/>
-          <w:lang w:val="ru-RU"/>
-        </w:rPr>
-      </w:pPr>
-      <w:proofErr w:type="spellStart"/>
-      <w:r>
-        <w:rPr>
-          <w:spacing w:val="-2"/>
-          <w:lang w:val="ru-RU"/>
-        </w:rPr>
-        <w:t>breakpoint'ах</w:t>
-      </w:r>
-      <w:proofErr w:type="spellEnd"/>
-      <w:r>
-        <w:rPr>
-          <w:spacing w:val="-2"/>
-          <w:lang w:val="ru-RU"/>
-        </w:rPr>
-        <w:t xml:space="preserve"> </w:t>
-      </w:r>
-      <w:proofErr w:type="spellStart"/>
-      <w:r>
-        <w:rPr>
-          <w:spacing w:val="-2"/>
-          <w:lang w:val="ru-RU"/>
-        </w:rPr>
-        <w:t>із</w:t>
-      </w:r>
-      <w:proofErr w:type="spellEnd"/>
-      <w:r>
-        <w:rPr>
-          <w:spacing w:val="-2"/>
-          <w:lang w:val="ru-RU"/>
-        </w:rPr>
-        <w:t xml:space="preserve"> практикуму 4 (</w:t>
-      </w:r>
-      <w:proofErr w:type="spellStart"/>
-      <w:r>
-        <w:rPr>
-          <w:spacing w:val="-2"/>
-          <w:lang w:val="ru-RU"/>
-        </w:rPr>
-        <w:t>мобільний</w:t>
-      </w:r>
-      <w:proofErr w:type="spellEnd"/>
-      <w:r>
-        <w:rPr>
-          <w:spacing w:val="-2"/>
-          <w:lang w:val="ru-RU"/>
-        </w:rPr>
-        <w:t>/планшет/десктоп).</w:t>
-      </w:r>
-    </w:p>
-    <w:p>
-      <w:pPr>
-        <w:pStyle w:val="a3"/>
-        <w:ind w:firstLine="645"/>
-        <w:rPr>
-          <w:spacing w:val="-2"/>
-          <w:lang w:val="ru-RU"/>
-        </w:rPr>
-      </w:pPr>
-    </w:p>
-    <w:p>
-      <w:pPr>
-        <w:pStyle w:val="a3"/>
-        <w:ind w:firstLine="645"/>
-        <w:rPr>
-          <w:spacing w:val="-2"/>
-          <w:lang w:val="ru-RU"/>
-        </w:rPr>
-      </w:pPr>
-      <w:r>
-        <w:rPr>
+      <w:r>
+        <w:rPr>
+          <w:noProof/>
           <w:spacing w:val="-2"/>
           <w:lang w:val="ru-RU"/>
         </w:rPr>
@@ -6089,6 +6097,7 @@
       </w:pPr>
       <w:r>
         <w:rPr>
+          <w:noProof/>
           <w:spacing w:val="-2"/>
           <w:lang w:val="ru-RU"/>
         </w:rPr>
@@ -6193,6 +6202,7 @@
       </w:pPr>
       <w:r>
         <w:rPr>
+          <w:noProof/>
           <w:spacing w:val="-2"/>
           <w:lang w:val="ru-RU"/>
         </w:rPr>
@@ -6512,6 +6522,9 @@
         <w:ind w:firstLine="645"/>
       </w:pPr>
       <w:r>
+        <w:rPr>
+          <w:noProof/>
+        </w:rPr>
         <w:drawing>
           <wp:inline distT="0" distB="0" distL="0" distR="0" wp14:anchorId="02DBC3FA" wp14:editId="43FA0B09">
             <wp:extent cx="4311872" cy="3257717"/>
@@ -6559,6 +6572,9 @@
         <w:pStyle w:val="a3"/>
       </w:pPr>
       <w:r>
+        <w:rPr>
+          <w:noProof/>
+        </w:rPr>
         <w:lastRenderedPageBreak/>
         <w:drawing>
           <wp:inline distT="0" distB="0" distL="0" distR="0" wp14:anchorId="4603BDBD" wp14:editId="1892E8AF">
@@ -6602,6 +6618,9 @@
         <w:pStyle w:val="a3"/>
       </w:pPr>
       <w:r>
+        <w:rPr>
+          <w:noProof/>
+        </w:rPr>
         <w:drawing>
           <wp:inline distT="0" distB="0" distL="0" distR="0" wp14:anchorId="4C2AAE1C" wp14:editId="1C665798">
             <wp:extent cx="4438878" cy="4705592"/>
@@ -6775,7 +6794,75 @@
         <w:pStyle w:val="a3"/>
         <w:spacing w:line="256" w:lineRule="auto"/>
         <w:ind w:right="531"/>
-      </w:pPr>
+        <w:rPr>
+          <w:lang w:val="en-US"/>
+        </w:rPr>
+      </w:pPr>
+      <w:r>
+        <w:lastRenderedPageBreak/>
+        <w:drawing>
+          <wp:inline distT="0" distB="0" distL="0" distR="0" wp14:anchorId="3F4F19A8" wp14:editId="5D28F051">
+            <wp:extent cx="6213475" cy="2962275"/>
+            <wp:effectExtent l="0" t="0" r="0" b="9525"/>
+            <wp:docPr id="2" name="Рисунок 2"/>
+            <wp:cNvGraphicFramePr>
+              <a:graphicFrameLocks xmlns:a="http://schemas.openxmlformats.org/drawingml/2006/main" noChangeAspect="1"/>
+            </wp:cNvGraphicFramePr>
+            <a:graphic xmlns:a="http://schemas.openxmlformats.org/drawingml/2006/main">
+              <a:graphicData uri="http://schemas.openxmlformats.org/drawingml/2006/picture">
+                <pic:pic xmlns:pic="http://schemas.openxmlformats.org/drawingml/2006/picture">
+                  <pic:nvPicPr>
+                    <pic:cNvPr id="1" name=""/>
+                    <pic:cNvPicPr/>
+                  </pic:nvPicPr>
+                  <pic:blipFill>
+                    <a:blip r:embed="rId21"/>
+                    <a:stretch>
+                      <a:fillRect/>
+                    </a:stretch>
+                  </pic:blipFill>
+                  <pic:spPr>
+                    <a:xfrm>
+                      <a:off x="0" y="0"/>
+                      <a:ext cx="6213475" cy="2962275"/>
+                    </a:xfrm>
+                    <a:prstGeom prst="rect">
+                      <a:avLst/>
+                    </a:prstGeom>
+                  </pic:spPr>
+                </pic:pic>
+              </a:graphicData>
+            </a:graphic>
+          </wp:inline>
+        </w:drawing>
+      </w:r>
+    </w:p>
+    <w:p>
+      <w:pPr>
+        <w:pStyle w:val="a3"/>
+        <w:spacing w:line="256" w:lineRule="auto"/>
+        <w:ind w:right="531"/>
+        <w:rPr>
+          <w:lang w:val="ru-RU"/>
+        </w:rPr>
+      </w:pPr>
+      <w:r>
+        <w:t>Рис</w:t>
+      </w:r>
+      <w:r>
+        <w:rPr>
+          <w:lang w:val="ru-RU"/>
+        </w:rPr>
+        <w:t xml:space="preserve">. 9 </w:t>
+      </w:r>
+      <w:proofErr w:type="spellStart"/>
+      <w:r>
+        <w:rPr>
+          <w:lang w:val="ru-RU"/>
+        </w:rPr>
+        <w:t>Коміт</w:t>
+      </w:r>
+      <w:proofErr w:type="spellEnd"/>
     </w:p>
     <w:p>
       <w:pPr>
@@ -6822,15 +6909,18 @@
         </w:rPr>
         <w:t xml:space="preserve">ПОСИЛАННЯ НА GITHUB: </w:t>
       </w:r>
-      <w:r>
-        <w:rPr>
-          <w:b/>
-          <w:bCs/>
-          <w:sz w:val="28"/>
-          <w:szCs w:val="28"/>
-        </w:rPr>
-        <w:t>Посилання</w:t>
-      </w:r>
+      <w:hyperlink r:id="rId22" w:history="1">
+        <w:r>
+          <w:rPr>
+            <w:rStyle w:val="a5"/>
+            <w:b/>
+            <w:bCs/>
+            <w:sz w:val="28"/>
+            <w:szCs w:val="28"/>
+          </w:rPr>
+          <w:t>Посилання</w:t>
+        </w:r>
+      </w:hyperlink>
     </w:p>
     <w:p>
       <w:pPr>
@@ -8782,6 +8872,7 @@
   <w:style w:type="character" w:default="1" w:styleId="a0">
     <w:name w:val="Default Paragraph Font"/>
     <w:uiPriority w:val="1"/>
+    <w:semiHidden/>
     <w:unhideWhenUsed/>
   </w:style>
   <w:style w:type="table" w:default="1" w:styleId="a1">
